--- a/src/JLY-2025Resume-Michael-R-Wassermann.docx
+++ b/src/JLY-2025Resume-Michael-R-Wassermann.docx
@@ -7,6 +7,7 @@
         <w:pStyle w:val="Heading1"/>
         <w:bidi w:val="0"/>
         <w:spacing w:before="240" w:after="120"/>
+        <w:ind w:hanging="0" w:start="0"/>
         <w:jc w:val="start"/>
         <w:rPr/>
       </w:pPr>
@@ -26,7 +27,7 @@
         <w:rPr>
           <w:rStyle w:val="Strong"/>
         </w:rPr>
-        <w:t>Full Stack, Senior Web Developer (.NET) &amp; Data Architect</w:t>
+        <w:t>Full Stack, Senior Web Developer (.NET) &amp; AI Generalist</w:t>
       </w:r>
     </w:p>
     <w:p>
@@ -40,7 +41,7 @@
         <w:rPr/>
         <w:t xml:space="preserve">(504) 418-7834 | michael.wassermann@m12systems.com | mikew194@gmail.com | mikew194@protonmail.com | </w:t>
       </w:r>
-      <w:hyperlink r:id="rId2">
+      <w:hyperlink r:id="rId2" w:tooltip="portfolio">
         <w:r>
           <w:rPr>
             <w:rStyle w:val="Hyperlink"/>
@@ -48,11 +49,89 @@
           <w:t>LinkedIn Profile</w:t>
         </w:r>
       </w:hyperlink>
+      <w:r>
+        <w:rPr>
+          <w:rStyle w:val="Hyperlink"/>
+        </w:rPr>
+        <w:t xml:space="preserve">  with  </w:t>
+      </w:r>
+      <w:hyperlink r:id="rId3" w:tgtFrame="_self">
+        <w:r>
+          <w:rPr>
+            <w:rStyle w:val="Hyperlink"/>
+            <w:rFonts w:ascii="apple-system;system-ui;BlinkMacSystemFont;Segoe UI;Roboto;Helvetica Neue;Fira Sans;Ubuntu;Oxygen;Oxygen Sans;Cantarell;Droid Sans;Apple Color Emoji;Segoe UI Emoji;Segoe UI Emoji;Segoe UI Symbol;Lucida Grande;Helvetica;Arial;sans-serif" w:hAnsi="apple-system;system-ui;BlinkMacSystemFont;Segoe UI;Roboto;Helvetica Neue;Fira Sans;Ubuntu;Oxygen;Oxygen Sans;Cantarell;Droid Sans;Apple Color Emoji;Segoe UI Emoji;Segoe UI Emoji;Segoe UI Symbol;Lucida Grande;Helvetica;Arial;sans-serif"/>
+            <w:b/>
+            <w:bCs/>
+            <w:i w:val="false"/>
+            <w:caps w:val="false"/>
+            <w:smallCaps w:val="false"/>
+            <w:strike w:val="false"/>
+            <w:dstrike w:val="false"/>
+            <w:color w:val="0A66C2"/>
+            <w:spacing w:val="0"/>
+            <w:sz w:val="21"/>
+            <w:u w:val="single"/>
+            <w:effect w:val="none"/>
+          </w:rPr>
+          <w:t>322 followers</w:t>
+        </w:r>
+      </w:hyperlink>
+      <w:r>
+        <w:rPr>
+          <w:rStyle w:val="Hyperlink"/>
+        </w:rPr>
+        <w:t xml:space="preserve"> </w:t>
+        <w:br/>
+      </w:r>
+      <w:r>
+        <w:rPr>
+          <w:rStyle w:val="Hyperlink"/>
+          <w:color w:val="000000"/>
+          <w:u w:val="none"/>
+        </w:rPr>
+        <w:t xml:space="preserve">Developer Portfolio </w:t>
+      </w:r>
+      <w:hyperlink r:id="rId4">
+        <w:r>
+          <w:rPr>
+            <w:rStyle w:val="Hyperlink"/>
+            <w:color w:val="000080"/>
+            <w:u w:val="single"/>
+          </w:rPr>
+          <w:t>https://rc-dev-portfolio</w:t>
+        </w:r>
+      </w:hyperlink>
+      <w:r>
+        <w:rPr>
+          <w:rStyle w:val="Hyperlink"/>
+          <w:color w:val="000080"/>
+          <w:u w:val="single"/>
+        </w:rPr>
+        <w:t xml:space="preserve">  </w:t>
+        <w:br/>
+      </w:r>
+      <w:r>
+        <w:rPr>
+          <w:rStyle w:val="Hyperlink"/>
+          <w:color w:val="000000"/>
+          <w:u w:val="single"/>
+        </w:rPr>
+        <w:t>Blazor</w:t>
+      </w:r>
+      <w:r>
+        <w:rPr>
+          <w:rStyle w:val="Hyperlink"/>
+          <w:color w:val="000080"/>
+          <w:u w:val="single"/>
+        </w:rPr>
+        <w:t>: https://mikew194.github.io/bz-gh-pages-app/</w:t>
+      </w:r>
     </w:p>
     <w:p>
       <w:pPr>
         <w:pStyle w:val="Heading2"/>
         <w:bidi w:val="0"/>
+        <w:ind w:hanging="0" w:start="0"/>
         <w:jc w:val="start"/>
         <w:rPr/>
       </w:pPr>
@@ -70,13 +149,14 @@
       </w:pPr>
       <w:r>
         <w:rPr/>
-        <w:t>Highly accomplished and logical Full Stack Developer with over 20 years of experience in software design, development, and team leadership. Proven innovator with deep expertise across front-end, middle-tier, and back-end application architecture. Adept at analyzing complex user needs, designing robust software solutions, and optimizing existing programs using critical thinking and problem-solving skills. Seeking a challenging senior-level Full Stack position to leverage extensive experience, lead development efforts, and contribute to achieving company goals. Recent focus includes Generative AI tools, Microservices, Micro-Frontends, and cloud-native solutions.</w:t>
+        <w:t>Accomplished and logical Full Stack Developer with over 20 years of experience in software design, development, and team leadership. Proven innovator with deep expertise across front-end, middle-tier, and back-end application architecture. Adept at analyzing complex user needs, designing robust software solutions, and optimizing existing programs using critical thinking and problem-solving skills. Seeking a challenging senior-level Full Stack position to leverage extensive experience, lead development efforts, and contribute to achieving company goals. Current focus includes Generative AI tools, React, Python, Github Models, Data-bricks and AI Vendors.</w:t>
       </w:r>
     </w:p>
     <w:p>
       <w:pPr>
         <w:pStyle w:val="Heading2"/>
         <w:bidi w:val="0"/>
+        <w:ind w:hanging="0" w:start="0"/>
         <w:jc w:val="start"/>
         <w:rPr/>
       </w:pPr>
@@ -101,6 +181,7 @@
       <w:r>
         <w:rPr/>
         <w:t xml:space="preserve"> C#, JavaScript, TypeScript, Python, HTML5, CSS3, SQL </w:t>
+        <w:br/>
       </w:r>
       <w:r>
         <w:rPr>
@@ -111,6 +192,7 @@
       <w:r>
         <w:rPr/>
         <w:t xml:space="preserve"> Angular (18+, 16, 14+, 9, 8, 6, 4, 2, 1.x, JS), React, React JSX, TSX, Blazor (8+ WASM &amp; Server), Knockout JS, JQuery, Bootstrap UI, PrimeNG, Material </w:t>
+        <w:br/>
       </w:r>
       <w:r>
         <w:rPr>
@@ -120,7 +202,8 @@
       </w:r>
       <w:r>
         <w:rPr/>
-        <w:t xml:space="preserve"> ASP.NET Core (8+), ASP.NET MVC (5, 4, 3), Web API (2), Node.js, Django, Win Forms, Windows Service, WCF </w:t>
+        <w:t xml:space="preserve"> ASP.NET Core (8+), ASP.NET MVC (5, 4, 3), Web API (2), Node.js, Win Forms, Windows Service, WCF </w:t>
+        <w:br/>
       </w:r>
       <w:r>
         <w:rPr>
@@ -131,6 +214,7 @@
       <w:r>
         <w:rPr/>
         <w:t xml:space="preserve"> MS SQL Server (2018), MongoDB, CosmosDB, Oracle </w:t>
+        <w:br/>
       </w:r>
       <w:r>
         <w:rPr>
@@ -141,6 +225,7 @@
       <w:r>
         <w:rPr/>
         <w:t xml:space="preserve"> Microsoft Azure (App Services, Functions, DevOps, for Developers) </w:t>
+        <w:br/>
       </w:r>
       <w:r>
         <w:rPr>
@@ -151,6 +236,7 @@
       <w:r>
         <w:rPr/>
         <w:t xml:space="preserve"> NGRX, RXJS </w:t>
+        <w:br/>
       </w:r>
       <w:r>
         <w:rPr>
@@ -161,6 +247,7 @@
       <w:r>
         <w:rPr/>
         <w:t xml:space="preserve"> Karma, Jasmine, Protractor </w:t>
+        <w:br/>
       </w:r>
       <w:r>
         <w:rPr>
@@ -170,7 +257,15 @@
       </w:r>
       <w:r>
         <w:rPr/>
-        <w:t xml:space="preserve"> Docker, Dev-Containers (VS Code), Git, Bitbucket, TFS, IBM U-Deploy CDC Pipeline, Visual Studio (2019, 2015, 2013, 2012, 2010, 2008), WebStorm, LinqPad, D3.js, C3 charting, Unit of Work, Repository Pattern, CQRS/DDD, Design Patterns (MVC, Abstract Factory, Factory, Observer, Iterator), Agile, Scrum, JWT Token Security, Breeze, Hot-Towel SPA template, Ninject, WebGrease, Telerik Kendo-UI, LoDash </w:t>
+        <w:t xml:space="preserve"> Docker, Dev-Containers (VS Code), Git, Bitbucket, TFS, IBM U-Deploy CDC Pipeline, Visual Studio (2019, 2015, 2013, 2012, 2010, 2008), WebStorm, LinqPad, D3.js, C3 charting, Unit of Work, Repository Pattern, CQRS/DDD, Design Patterns (MVC, Abstract Factory, Factory, Observer, Iterator), Agile, Scrum, JWT Token Security, Breeze, Hot-Towel SPA template, Ninject, WebGrease, Telerik Kendo-UI, </w:t>
+      </w:r>
+      <w:r>
+        <w:rPr/>
+        <w:t>Visual Studio 2022/2026 Insider, VS Code, PyCharm</w:t>
+      </w:r>
+      <w:r>
+        <w:rPr/>
+        <w:br/>
       </w:r>
       <w:r>
         <w:rPr>
@@ -180,18 +275,20 @@
       </w:r>
       <w:r>
         <w:rPr/>
-        <w:t xml:space="preserve"> Open-AI, Generative AI Tools, Copilot AI, BlackBox AI, AI in Project Management</w:t>
+        <w:t xml:space="preserve"> Open-AI, Generative AI Tools, Copilot AI, BlackBox AI, AI in Project Management, LangChain Agent Development, Django, Flask, .NET AI, GitHub Pages and Models. </w:t>
       </w:r>
     </w:p>
     <w:p>
       <w:pPr>
         <w:pStyle w:val="Heading2"/>
         <w:bidi w:val="0"/>
-        <w:jc w:val="start"/>
-        <w:rPr/>
-      </w:pPr>
-      <w:r>
-        <w:rPr/>
+        <w:ind w:hanging="0" w:start="0"/>
+        <w:jc w:val="start"/>
+        <w:rPr/>
+      </w:pPr>
+      <w:r>
+        <w:rPr/>
+        <w:br/>
         <w:t>Professional Development</w:t>
       </w:r>
     </w:p>
@@ -203,7 +300,6 @@
           <w:numId w:val="1"/>
         </w:numPr>
         <w:tabs>
-          <w:tab w:val="clear" w:pos="709"/>
           <w:tab w:val="left" w:pos="709" w:leader="none"/>
         </w:tabs>
         <w:bidi w:val="0"/>
@@ -219,7 +315,7 @@
       </w:r>
       <w:r>
         <w:rPr/>
-        <w:t xml:space="preserve"> Angular Essential Training (Ng14+), Containers with .NET and Docker, C# Design Patterns</w:t>
+        <w:t xml:space="preserve"> Angular Essential Training (Ng14+), Containers with .NET and Docker, C# Design Patterns, Python for AI Agents, OOP for Python.</w:t>
       </w:r>
     </w:p>
     <w:p>
@@ -230,7 +326,6 @@
           <w:numId w:val="1"/>
         </w:numPr>
         <w:tabs>
-          <w:tab w:val="clear" w:pos="709"/>
           <w:tab w:val="left" w:pos="709" w:leader="none"/>
         </w:tabs>
         <w:bidi w:val="0"/>
@@ -257,7 +352,6 @@
           <w:numId w:val="1"/>
         </w:numPr>
         <w:tabs>
-          <w:tab w:val="clear" w:pos="709"/>
           <w:tab w:val="left" w:pos="709" w:leader="none"/>
         </w:tabs>
         <w:bidi w:val="0"/>
@@ -284,7 +378,6 @@
           <w:numId w:val="1"/>
         </w:numPr>
         <w:tabs>
-          <w:tab w:val="clear" w:pos="709"/>
           <w:tab w:val="left" w:pos="709" w:leader="none"/>
         </w:tabs>
         <w:bidi w:val="0"/>
@@ -311,7 +404,33 @@
           <w:numId w:val="1"/>
         </w:numPr>
         <w:tabs>
-          <w:tab w:val="clear" w:pos="709"/>
+          <w:tab w:val="left" w:pos="709" w:leader="none"/>
+        </w:tabs>
+        <w:bidi w:val="0"/>
+        <w:ind w:hanging="283" w:start="709"/>
+        <w:jc w:val="start"/>
+        <w:rPr/>
+      </w:pPr>
+      <w:r>
+        <w:rPr>
+          <w:b/>
+          <w:bCs/>
+        </w:rPr>
+        <w:t>Tools</w:t>
+      </w:r>
+      <w:r>
+        <w:rPr/>
+        <w:t xml:space="preserve"> – Storybook, PostMan, LinqPad</w:t>
+      </w:r>
+    </w:p>
+    <w:p>
+      <w:pPr>
+        <w:pStyle w:val="BodyText"/>
+        <w:numPr>
+          <w:ilvl w:val="0"/>
+          <w:numId w:val="1"/>
+        </w:numPr>
+        <w:tabs>
           <w:tab w:val="left" w:pos="709" w:leader="none"/>
         </w:tabs>
         <w:bidi w:val="0"/>
@@ -332,8 +451,70 @@
     </w:p>
     <w:p>
       <w:pPr>
+        <w:pStyle w:val="BodyText"/>
+        <w:numPr>
+          <w:ilvl w:val="0"/>
+          <w:numId w:val="1"/>
+        </w:numPr>
+        <w:tabs>
+          <w:tab w:val="left" w:pos="709" w:leader="none"/>
+        </w:tabs>
+        <w:bidi w:val="0"/>
+        <w:ind w:hanging="283" w:start="709"/>
+        <w:jc w:val="start"/>
+        <w:rPr/>
+      </w:pPr>
+      <w:r>
+        <w:rPr>
+          <w:b/>
+          <w:bCs/>
+          <w:color w:val="000000"/>
+        </w:rPr>
+        <w:t xml:space="preserve">Python: </w:t>
+      </w:r>
+      <w:r>
+        <w:rPr/>
+        <w:t>Gen AI with Flask, Django, PyCharm</w:t>
+      </w:r>
+    </w:p>
+    <w:p>
+      <w:pPr>
+        <w:pStyle w:val="BodyText"/>
+        <w:numPr>
+          <w:ilvl w:val="0"/>
+          <w:numId w:val="1"/>
+        </w:numPr>
+        <w:tabs>
+          <w:tab w:val="left" w:pos="709" w:leader="none"/>
+        </w:tabs>
+        <w:bidi w:val="0"/>
+        <w:ind w:hanging="283" w:start="709"/>
+        <w:jc w:val="start"/>
+        <w:rPr>
+          <w:b/>
+          <w:bCs/>
+        </w:rPr>
+      </w:pPr>
+      <w:r>
+        <w:rPr>
+          <w:b/>
+          <w:bCs/>
+        </w:rPr>
+        <w:t xml:space="preserve">GenAI Certification: </w:t>
+      </w:r>
+      <w:r>
+        <w:rPr>
+          <w:b w:val="false"/>
+          <w:bCs w:val="false"/>
+        </w:rPr>
+        <w:t>Carrier Amends LLC</w:t>
+      </w:r>
+    </w:p>
+    <w:p>
+      <w:pPr>
         <w:pStyle w:val="Heading2"/>
         <w:bidi w:val="0"/>
+        <w:ind w:hanging="0" w:start="0"/>
         <w:jc w:val="start"/>
         <w:rPr/>
       </w:pPr>
@@ -350,7 +531,6 @@
           <w:numId w:val="2"/>
         </w:numPr>
         <w:tabs>
-          <w:tab w:val="clear" w:pos="709"/>
           <w:tab w:val="left" w:pos="709" w:leader="none"/>
         </w:tabs>
         <w:bidi w:val="0"/>
@@ -377,7 +557,6 @@
           <w:numId w:val="2"/>
         </w:numPr>
         <w:tabs>
-          <w:tab w:val="clear" w:pos="709"/>
           <w:tab w:val="left" w:pos="709" w:leader="none"/>
         </w:tabs>
         <w:bidi w:val="0"/>
@@ -400,6 +579,7 @@
       <w:pPr>
         <w:pStyle w:val="Heading2"/>
         <w:bidi w:val="0"/>
+        <w:ind w:hanging="0" w:start="0"/>
         <w:jc w:val="start"/>
         <w:rPr/>
       </w:pPr>
@@ -423,318 +603,718 @@
       </w:r>
       <w:r>
         <w:rPr/>
-        <w:t xml:space="preserve"> | Conroe, TX </w:t>
-      </w:r>
+        <w:t xml:space="preserve"> | Conroe, TX Freelancer| 05/2023 – Present</w:t>
+      </w:r>
+    </w:p>
+    <w:p>
+      <w:pPr>
+        <w:pStyle w:val="BodyText"/>
+        <w:numPr>
+          <w:ilvl w:val="0"/>
+          <w:numId w:val="3"/>
+        </w:numPr>
+        <w:tabs>
+          <w:tab w:val="left" w:pos="709" w:leader="none"/>
+        </w:tabs>
+        <w:bidi w:val="0"/>
+        <w:ind w:hanging="283" w:start="709"/>
+        <w:jc w:val="start"/>
+        <w:rPr/>
+      </w:pPr>
+      <w:r>
+        <w:rPr/>
+        <w:t>Actively researched and applied Open-AI and Generative AI tools, publishing articles on LinkedIN regarding AI applications.</w:t>
+      </w:r>
+    </w:p>
+    <w:p>
+      <w:pPr>
+        <w:pStyle w:val="BodyText"/>
+        <w:numPr>
+          <w:ilvl w:val="0"/>
+          <w:numId w:val="3"/>
+        </w:numPr>
+        <w:tabs>
+          <w:tab w:val="left" w:pos="709" w:leader="none"/>
+        </w:tabs>
+        <w:bidi w:val="0"/>
+        <w:ind w:hanging="283" w:start="709"/>
+        <w:jc w:val="start"/>
+        <w:rPr/>
+      </w:pPr>
+      <w:r>
+        <w:rPr/>
+        <w:t>Spearheaded a freelance project, developing solutions with Angular 18+, NGRX, Microservices, Micro-Frontends, Azure App Services, Azure Functions, DevOps, and Docker.</w:t>
+      </w:r>
+    </w:p>
+    <w:p>
+      <w:pPr>
+        <w:pStyle w:val="BodyText"/>
+        <w:numPr>
+          <w:ilvl w:val="0"/>
+          <w:numId w:val="3"/>
+        </w:numPr>
+        <w:tabs>
+          <w:tab w:val="left" w:pos="709" w:leader="none"/>
+        </w:tabs>
+        <w:bidi w:val="0"/>
+        <w:ind w:hanging="283" w:start="709"/>
+        <w:jc w:val="start"/>
+        <w:rPr/>
+      </w:pPr>
+      <w:r>
+        <w:rPr/>
+        <w:t xml:space="preserve">Gained hands-on experience with React, React JSX, TSX, Python, Django, CosmosDB, .NET Core 8+, and Blazor 8+ (WASM &amp; Server). </w:t>
+      </w:r>
+      <w:r>
+        <w:rPr/>
+        <w:t>Visual Studio 2026 AI Templates</w:t>
+      </w:r>
+    </w:p>
+    <w:p>
+      <w:pPr>
+        <w:pStyle w:val="BodyText"/>
+        <w:numPr>
+          <w:ilvl w:val="0"/>
+          <w:numId w:val="3"/>
+        </w:numPr>
+        <w:tabs>
+          <w:tab w:val="left" w:pos="709" w:leader="none"/>
+        </w:tabs>
+        <w:bidi w:val="0"/>
+        <w:ind w:hanging="283" w:start="709"/>
+        <w:jc w:val="start"/>
+        <w:rPr/>
+      </w:pPr>
+      <w:r>
+        <w:rPr/>
+        <w:t>Explored the application of AI in Project Management and Full Stack Development, Python for AI Agents development. LangChain for Agent Development, GitHub Models, Flask and Django and PyCharm. I am using GitHub and GitHub Models to Prototype and integrate models into Python.</w:t>
+      </w:r>
+    </w:p>
+    <w:p>
+      <w:pPr>
+        <w:pStyle w:val="BodyText"/>
+        <w:numPr>
+          <w:ilvl w:val="0"/>
+          <w:numId w:val="3"/>
+        </w:numPr>
+        <w:tabs>
+          <w:tab w:val="left" w:pos="709" w:leader="none"/>
+        </w:tabs>
+        <w:bidi w:val="0"/>
+        <w:ind w:hanging="283" w:start="709"/>
+        <w:jc w:val="start"/>
+        <w:rPr/>
+      </w:pPr>
+      <w:r>
+        <w:rPr/>
+        <w:t>Freelancing, see portfolio for Angular and react projects. Soon to add Python/AI</w:t>
+        <w:br/>
+      </w:r>
+    </w:p>
+    <w:p>
+      <w:pPr>
+        <w:pStyle w:val="BodyText"/>
+        <w:bidi w:val="0"/>
+        <w:jc w:val="start"/>
+        <w:rPr/>
+      </w:pPr>
       <w:r>
         <w:rPr>
           <w:rStyle w:val="Strong"/>
         </w:rPr>
-        <w:t>Researcher &amp; Developer</w:t>
-      </w:r>
-      <w:r>
-        <w:rPr/>
-        <w:t xml:space="preserve"> | 05/2023 – Present</w:t>
-      </w:r>
-    </w:p>
-    <w:p>
-      <w:pPr>
-        <w:pStyle w:val="BodyText"/>
-        <w:numPr>
-          <w:ilvl w:val="0"/>
-          <w:numId w:val="3"/>
-        </w:numPr>
-        <w:tabs>
-          <w:tab w:val="clear" w:pos="709"/>
-          <w:tab w:val="left" w:pos="709" w:leader="none"/>
-        </w:tabs>
-        <w:bidi w:val="0"/>
-        <w:ind w:hanging="283" w:start="709"/>
-        <w:jc w:val="start"/>
-        <w:rPr/>
-      </w:pPr>
-      <w:r>
-        <w:rPr/>
-        <w:t>Actively researched and applied Open-AI and Generative AI tools, publishing articles on LinkedIn regarding AI applications.</w:t>
-      </w:r>
-    </w:p>
-    <w:p>
-      <w:pPr>
-        <w:pStyle w:val="BodyText"/>
-        <w:numPr>
-          <w:ilvl w:val="0"/>
-          <w:numId w:val="3"/>
-        </w:numPr>
-        <w:tabs>
-          <w:tab w:val="clear" w:pos="709"/>
-          <w:tab w:val="left" w:pos="709" w:leader="none"/>
-        </w:tabs>
-        <w:bidi w:val="0"/>
-        <w:ind w:hanging="283" w:start="709"/>
-        <w:jc w:val="start"/>
-        <w:rPr/>
-      </w:pPr>
-      <w:r>
-        <w:rPr/>
-        <w:t>Spearheaded a freelance project, developing solutions with Angular 18+, NGRX, Microservices, Micro-Frontends, Azure App Services, Azure Functions, DevOps, and Docker.</w:t>
-      </w:r>
-    </w:p>
-    <w:p>
-      <w:pPr>
-        <w:pStyle w:val="BodyText"/>
-        <w:numPr>
-          <w:ilvl w:val="0"/>
-          <w:numId w:val="3"/>
-        </w:numPr>
-        <w:tabs>
-          <w:tab w:val="clear" w:pos="709"/>
-          <w:tab w:val="left" w:pos="709" w:leader="none"/>
-        </w:tabs>
-        <w:bidi w:val="0"/>
-        <w:ind w:hanging="283" w:start="709"/>
-        <w:jc w:val="start"/>
-        <w:rPr/>
-      </w:pPr>
-      <w:r>
-        <w:rPr/>
-        <w:t>Gained hands-on experience with React, React JSX, TSX, Python, Django, CosmosDB, .NET Core 8+, and Blazor 8+ (WASM &amp; Server).</w:t>
-      </w:r>
-    </w:p>
-    <w:p>
-      <w:pPr>
-        <w:pStyle w:val="BodyText"/>
-        <w:numPr>
-          <w:ilvl w:val="0"/>
-          <w:numId w:val="3"/>
-        </w:numPr>
-        <w:tabs>
-          <w:tab w:val="clear" w:pos="709"/>
-          <w:tab w:val="left" w:pos="709" w:leader="none"/>
-        </w:tabs>
-        <w:bidi w:val="0"/>
-        <w:ind w:hanging="283" w:start="709"/>
-        <w:jc w:val="start"/>
-        <w:rPr/>
-      </w:pPr>
-      <w:r>
-        <w:rPr/>
-        <w:t>Explored the application of AI in Project Management and Full Stack Development.</w:t>
-      </w:r>
-    </w:p>
-    <w:p>
-      <w:pPr>
-        <w:pStyle w:val="BodyText"/>
-        <w:bidi w:val="0"/>
-        <w:jc w:val="start"/>
-        <w:rPr/>
-      </w:pPr>
+        <w:br/>
+        <w:t>Hexaware / Ernst &amp; Young</w:t>
+      </w:r>
+      <w:r>
+        <w:rPr/>
+        <w:t xml:space="preserve"> | Atlanta, GA / Remote </w:t>
+      </w:r>
       <w:r>
         <w:rPr>
           <w:rStyle w:val="Strong"/>
         </w:rPr>
-        <w:t>Hexaware / Ernst &amp; Young</w:t>
-      </w:r>
-      <w:r>
-        <w:rPr/>
-        <w:t xml:space="preserve"> | Atlanta, GA / Remote </w:t>
-      </w:r>
+        <w:t>Lead Software Consultant</w:t>
+      </w:r>
+      <w:r>
+        <w:rPr/>
+        <w:t xml:space="preserve"> | 07/2022 – 05/2023</w:t>
+      </w:r>
+    </w:p>
+    <w:p>
+      <w:pPr>
+        <w:pStyle w:val="BodyText"/>
+        <w:numPr>
+          <w:ilvl w:val="0"/>
+          <w:numId w:val="4"/>
+        </w:numPr>
+        <w:tabs>
+          <w:tab w:val="left" w:pos="709" w:leader="none"/>
+        </w:tabs>
+        <w:bidi w:val="0"/>
+        <w:ind w:hanging="283" w:start="709"/>
+        <w:jc w:val="start"/>
+        <w:rPr/>
+      </w:pPr>
+      <w:r>
+        <w:rPr/>
+        <w:t>Provided critical development and support for the Reporting Hub project, solving complex technical challenges using .NET and SPA applications with Modern Architecture and Design Paterns.</w:t>
+      </w:r>
+    </w:p>
+    <w:p>
+      <w:pPr>
+        <w:pStyle w:val="BodyText"/>
+        <w:numPr>
+          <w:ilvl w:val="0"/>
+          <w:numId w:val="4"/>
+        </w:numPr>
+        <w:tabs>
+          <w:tab w:val="left" w:pos="709" w:leader="none"/>
+        </w:tabs>
+        <w:bidi w:val="0"/>
+        <w:ind w:hanging="283" w:start="709"/>
+        <w:jc w:val="start"/>
+        <w:rPr/>
+      </w:pPr>
+      <w:r>
+        <w:rPr/>
+        <w:t>Served as Assistant Technical Lead, guiding offshore teams in daily stand-up meetings.</w:t>
+      </w:r>
+    </w:p>
+    <w:p>
+      <w:pPr>
+        <w:pStyle w:val="BodyText"/>
+        <w:numPr>
+          <w:ilvl w:val="0"/>
+          <w:numId w:val="4"/>
+        </w:numPr>
+        <w:tabs>
+          <w:tab w:val="left" w:pos="709" w:leader="none"/>
+        </w:tabs>
+        <w:bidi w:val="0"/>
+        <w:ind w:hanging="283" w:start="709"/>
+        <w:jc w:val="start"/>
+        <w:rPr/>
+      </w:pPr>
+      <w:r>
+        <w:rPr/>
+        <w:t>Developed a custom data management tool, enabling non-technical team members to investigate and repair data feeds, significantly improving data integrity with CosmosDB.</w:t>
+      </w:r>
+    </w:p>
+    <w:p>
+      <w:pPr>
+        <w:pStyle w:val="BodyText"/>
+        <w:numPr>
+          <w:ilvl w:val="0"/>
+          <w:numId w:val="4"/>
+        </w:numPr>
+        <w:tabs>
+          <w:tab w:val="left" w:pos="709" w:leader="none"/>
+        </w:tabs>
+        <w:bidi w:val="0"/>
+        <w:ind w:hanging="283" w:start="709"/>
+        <w:jc w:val="start"/>
+        <w:rPr/>
+      </w:pPr>
+      <w:r>
+        <w:rPr/>
+        <w:t>Utilized Angular 11, Dot-Net, WebApi, EF 6, MSSQL, PrimeNG, Material, Blazor, Core 6, and SSRS. Exposure to StoryBook which released in mid 2024</w:t>
+      </w:r>
+    </w:p>
+    <w:p>
+      <w:pPr>
+        <w:pStyle w:val="BodyText"/>
+        <w:numPr>
+          <w:ilvl w:val="0"/>
+          <w:numId w:val="4"/>
+        </w:numPr>
+        <w:tabs>
+          <w:tab w:val="left" w:pos="709" w:leader="none"/>
+        </w:tabs>
+        <w:bidi w:val="0"/>
+        <w:ind w:hanging="283" w:start="709"/>
+        <w:jc w:val="start"/>
+        <w:rPr/>
+      </w:pPr>
+      <w:r>
+        <w:rPr/>
+        <w:t>Participated in internal training for Azure DevOps, Azure for Developers, Micro Front Ends (Angular/WebPack 5), Docker Dev-Containers, React.JSX, and AI Assisted Development (CoPilot, BlackBox AI).</w:t>
+      </w:r>
+    </w:p>
+    <w:p>
+      <w:pPr>
+        <w:pStyle w:val="BodyText"/>
+        <w:numPr>
+          <w:ilvl w:val="0"/>
+          <w:numId w:val="4"/>
+        </w:numPr>
+        <w:tabs>
+          <w:tab w:val="left" w:pos="709" w:leader="none"/>
+        </w:tabs>
+        <w:bidi w:val="0"/>
+        <w:ind w:hanging="283" w:start="709"/>
+        <w:jc w:val="start"/>
+        <w:rPr/>
+      </w:pPr>
+      <w:r>
+        <w:rPr/>
+      </w:r>
+    </w:p>
+    <w:p>
+      <w:pPr>
+        <w:pStyle w:val="BodyText"/>
+        <w:bidi w:val="0"/>
+        <w:jc w:val="start"/>
+        <w:rPr/>
+      </w:pPr>
       <w:r>
         <w:rPr>
           <w:rStyle w:val="Strong"/>
         </w:rPr>
-        <w:t>Lead Software Consultant</w:t>
-      </w:r>
-      <w:r>
-        <w:rPr/>
-        <w:t xml:space="preserve"> | 07/2022 – 05/2023</w:t>
-      </w:r>
-    </w:p>
-    <w:p>
-      <w:pPr>
-        <w:pStyle w:val="BodyText"/>
-        <w:numPr>
-          <w:ilvl w:val="0"/>
-          <w:numId w:val="4"/>
-        </w:numPr>
-        <w:tabs>
-          <w:tab w:val="clear" w:pos="709"/>
-          <w:tab w:val="left" w:pos="709" w:leader="none"/>
-        </w:tabs>
-        <w:bidi w:val="0"/>
-        <w:ind w:hanging="283" w:start="709"/>
-        <w:jc w:val="start"/>
-        <w:rPr/>
-      </w:pPr>
-      <w:r>
-        <w:rPr/>
-        <w:t>Provided critical development and support for the Reporting Hub project, solving complex technical challenges using .NET and SPA applications.</w:t>
-      </w:r>
-    </w:p>
-    <w:p>
-      <w:pPr>
-        <w:pStyle w:val="BodyText"/>
-        <w:numPr>
-          <w:ilvl w:val="0"/>
-          <w:numId w:val="4"/>
-        </w:numPr>
-        <w:tabs>
-          <w:tab w:val="clear" w:pos="709"/>
-          <w:tab w:val="left" w:pos="709" w:leader="none"/>
-        </w:tabs>
-        <w:bidi w:val="0"/>
-        <w:ind w:hanging="283" w:start="709"/>
-        <w:jc w:val="start"/>
-        <w:rPr/>
-      </w:pPr>
-      <w:r>
-        <w:rPr/>
-        <w:t>Served as Assistant Technical Lead, guiding offshore teams in daily stand-up meetings.</w:t>
-      </w:r>
-    </w:p>
-    <w:p>
-      <w:pPr>
-        <w:pStyle w:val="BodyText"/>
-        <w:numPr>
-          <w:ilvl w:val="0"/>
-          <w:numId w:val="4"/>
-        </w:numPr>
-        <w:tabs>
-          <w:tab w:val="clear" w:pos="709"/>
-          <w:tab w:val="left" w:pos="709" w:leader="none"/>
-        </w:tabs>
-        <w:bidi w:val="0"/>
-        <w:ind w:hanging="283" w:start="709"/>
-        <w:jc w:val="start"/>
-        <w:rPr/>
-      </w:pPr>
-      <w:r>
-        <w:rPr/>
-        <w:t>Developed a custom data management tool, enabling non-technical team members to investigate and repair data feeds, significantly improving data integrity.</w:t>
-      </w:r>
-    </w:p>
-    <w:p>
-      <w:pPr>
-        <w:pStyle w:val="BodyText"/>
-        <w:numPr>
-          <w:ilvl w:val="0"/>
-          <w:numId w:val="4"/>
-        </w:numPr>
-        <w:tabs>
-          <w:tab w:val="clear" w:pos="709"/>
-          <w:tab w:val="left" w:pos="709" w:leader="none"/>
-        </w:tabs>
-        <w:bidi w:val="0"/>
-        <w:ind w:hanging="283" w:start="709"/>
-        <w:jc w:val="start"/>
-        <w:rPr/>
-      </w:pPr>
-      <w:r>
-        <w:rPr/>
-        <w:t>Utilized Angular 11, Dot-Net, WebApi, EF 6, MSSQL, PrimeNG, Material, Blazor, Core 6, and SSRS.</w:t>
-      </w:r>
-    </w:p>
-    <w:p>
-      <w:pPr>
-        <w:pStyle w:val="BodyText"/>
-        <w:numPr>
-          <w:ilvl w:val="0"/>
-          <w:numId w:val="4"/>
-        </w:numPr>
-        <w:tabs>
-          <w:tab w:val="clear" w:pos="709"/>
-          <w:tab w:val="left" w:pos="709" w:leader="none"/>
-        </w:tabs>
-        <w:bidi w:val="0"/>
-        <w:ind w:hanging="283" w:start="709"/>
-        <w:jc w:val="start"/>
-        <w:rPr/>
-      </w:pPr>
-      <w:r>
-        <w:rPr/>
-        <w:t>Participated in internal training for Azure DevOps, Azure for Developers, Micro Front Ends (Angular/WebPack 5), Docker Dev-Containers, React.JSX, and AI Assisted Development (CoPilot, BlackBox AI).</w:t>
-      </w:r>
-    </w:p>
-    <w:p>
-      <w:pPr>
-        <w:pStyle w:val="BodyText"/>
-        <w:bidi w:val="0"/>
-        <w:jc w:val="start"/>
-        <w:rPr/>
-      </w:pPr>
+        <w:t>Arthur Lawrence / NOV Project</w:t>
+      </w:r>
+      <w:r>
+        <w:rPr/>
+        <w:t xml:space="preserve"> | Houston, TX / Hybrid </w:t>
+      </w:r>
       <w:r>
         <w:rPr>
           <w:rStyle w:val="Strong"/>
         </w:rPr>
-        <w:t>Arthur Lawrence / NOV Project</w:t>
-      </w:r>
-      <w:r>
-        <w:rPr/>
-        <w:t xml:space="preserve"> | Houston, TX / Hybrid </w:t>
-      </w:r>
+        <w:t>Software Consultant</w:t>
+      </w:r>
+      <w:r>
+        <w:rPr/>
+        <w:t xml:space="preserve"> | 10/2021 – 02/2022</w:t>
+      </w:r>
+    </w:p>
+    <w:p>
+      <w:pPr>
+        <w:pStyle w:val="BodyText"/>
+        <w:numPr>
+          <w:ilvl w:val="0"/>
+          <w:numId w:val="5"/>
+        </w:numPr>
+        <w:tabs>
+          <w:tab w:val="left" w:pos="709" w:leader="none"/>
+        </w:tabs>
+        <w:bidi w:val="0"/>
+        <w:ind w:hanging="283" w:start="709"/>
+        <w:jc w:val="start"/>
+        <w:rPr/>
+      </w:pPr>
+      <w:r>
+        <w:rPr/>
+        <w:t>Served as a Full Stack Developer for the Equipment Manifest Application, utilizing Angular JS v1.6, Azure DevOps, WebApi, SQL Server, RXJS, and NGRX.</w:t>
+      </w:r>
+    </w:p>
+    <w:p>
+      <w:pPr>
+        <w:pStyle w:val="BodyText"/>
+        <w:numPr>
+          <w:ilvl w:val="0"/>
+          <w:numId w:val="5"/>
+        </w:numPr>
+        <w:tabs>
+          <w:tab w:val="left" w:pos="709" w:leader="none"/>
+        </w:tabs>
+        <w:bidi w:val="0"/>
+        <w:ind w:hanging="283" w:start="709"/>
+        <w:jc w:val="start"/>
+        <w:rPr/>
+      </w:pPr>
+      <w:r>
+        <w:rPr/>
+        <w:t>Collaborated daily with offshore teams.</w:t>
+      </w:r>
+    </w:p>
+    <w:p>
+      <w:pPr>
+        <w:pStyle w:val="BodyText"/>
+        <w:bidi w:val="0"/>
+        <w:jc w:val="start"/>
+        <w:rPr/>
+      </w:pPr>
       <w:r>
         <w:rPr>
           <w:rStyle w:val="Strong"/>
         </w:rPr>
-        <w:t>Software Consultant</w:t>
-      </w:r>
-      <w:r>
-        <w:rPr/>
-        <w:t xml:space="preserve"> | 10/2021 – 02/2022</w:t>
-      </w:r>
-    </w:p>
-    <w:p>
-      <w:pPr>
-        <w:pStyle w:val="BodyText"/>
-        <w:numPr>
-          <w:ilvl w:val="0"/>
-          <w:numId w:val="5"/>
-        </w:numPr>
-        <w:tabs>
-          <w:tab w:val="clear" w:pos="709"/>
-          <w:tab w:val="left" w:pos="709" w:leader="none"/>
-        </w:tabs>
-        <w:bidi w:val="0"/>
-        <w:ind w:hanging="283" w:start="709"/>
-        <w:jc w:val="start"/>
-        <w:rPr/>
-      </w:pPr>
-      <w:r>
-        <w:rPr/>
-        <w:t>Served as a Full Stack Developer for the Equipment Manifest Application, utilizing Angular JS v1.6, Azure DevOps, WebApi, SQL Server, RXJS, and NGRX.</w:t>
-      </w:r>
-    </w:p>
-    <w:p>
-      <w:pPr>
-        <w:pStyle w:val="BodyText"/>
-        <w:numPr>
-          <w:ilvl w:val="0"/>
-          <w:numId w:val="5"/>
-        </w:numPr>
-        <w:tabs>
-          <w:tab w:val="clear" w:pos="709"/>
-          <w:tab w:val="left" w:pos="709" w:leader="none"/>
-        </w:tabs>
-        <w:bidi w:val="0"/>
-        <w:ind w:hanging="283" w:start="709"/>
-        <w:jc w:val="start"/>
-        <w:rPr/>
-      </w:pPr>
-      <w:r>
-        <w:rPr/>
-        <w:t>Collaborated daily with offshore teams.</w:t>
-      </w:r>
-    </w:p>
-    <w:p>
-      <w:pPr>
-        <w:pStyle w:val="BodyText"/>
-        <w:bidi w:val="0"/>
-        <w:jc w:val="start"/>
-        <w:rPr/>
-      </w:pPr>
+        <w:t>PNC Bank Project/Consulting Solutions</w:t>
+      </w:r>
+      <w:r>
+        <w:rPr/>
+        <w:t xml:space="preserve"> | Houston, TX </w:t>
+      </w:r>
       <w:r>
         <w:rPr>
           <w:rStyle w:val="Strong"/>
         </w:rPr>
-        <w:t>PNC Bank Project/Consulting Solutions</w:t>
+        <w:t>Web Developer</w:t>
+      </w:r>
+      <w:r>
+        <w:rPr/>
+        <w:t xml:space="preserve"> | 04/2021 – 10/2021</w:t>
+      </w:r>
+    </w:p>
+    <w:p>
+      <w:pPr>
+        <w:pStyle w:val="BodyText"/>
+        <w:numPr>
+          <w:ilvl w:val="0"/>
+          <w:numId w:val="6"/>
+        </w:numPr>
+        <w:tabs>
+          <w:tab w:val="left" w:pos="709" w:leader="none"/>
+        </w:tabs>
+        <w:bidi w:val="0"/>
+        <w:ind w:hanging="283" w:start="709"/>
+        <w:jc w:val="start"/>
+        <w:rPr/>
+      </w:pPr>
+      <w:r>
+        <w:rPr/>
+        <w:t>Executed full stack development for the Employee Displacement app, integrating BBVA Bank support with Modern Architecture and Design Paterns.</w:t>
+      </w:r>
+    </w:p>
+    <w:p>
+      <w:pPr>
+        <w:pStyle w:val="BodyText"/>
+        <w:numPr>
+          <w:ilvl w:val="0"/>
+          <w:numId w:val="6"/>
+        </w:numPr>
+        <w:tabs>
+          <w:tab w:val="left" w:pos="709" w:leader="none"/>
+        </w:tabs>
+        <w:bidi w:val="0"/>
+        <w:ind w:hanging="283" w:start="709"/>
+        <w:jc w:val="start"/>
+        <w:rPr/>
+      </w:pPr>
+      <w:r>
+        <w:rPr/>
+        <w:t>Developed new Web API for BBVA, created necessary SQL Server tables and procedures, and managed Azure DevOps code pushes.</w:t>
+      </w:r>
+    </w:p>
+    <w:p>
+      <w:pPr>
+        <w:pStyle w:val="BodyText"/>
+        <w:numPr>
+          <w:ilvl w:val="0"/>
+          <w:numId w:val="6"/>
+        </w:numPr>
+        <w:tabs>
+          <w:tab w:val="left" w:pos="709" w:leader="none"/>
+        </w:tabs>
+        <w:bidi w:val="0"/>
+        <w:ind w:hanging="283" w:start="709"/>
+        <w:jc w:val="start"/>
+        <w:rPr/>
+      </w:pPr>
+      <w:r>
+        <w:rPr/>
+        <w:t>Optimized SQL Database and queries, enhancing application performance.</w:t>
+      </w:r>
+    </w:p>
+    <w:p>
+      <w:pPr>
+        <w:pStyle w:val="BodyText"/>
+        <w:numPr>
+          <w:ilvl w:val="0"/>
+          <w:numId w:val="6"/>
+        </w:numPr>
+        <w:tabs>
+          <w:tab w:val="left" w:pos="709" w:leader="none"/>
+        </w:tabs>
+        <w:bidi w:val="0"/>
+        <w:ind w:hanging="283" w:start="709"/>
+        <w:jc w:val="start"/>
+        <w:rPr/>
+      </w:pPr>
+      <w:r>
+        <w:rPr/>
+        <w:t>Gained expertise in Angular, TypeScript Design Patterns, Bit-Bucket, and IBM U-Deploy CDC Pipeline.</w:t>
+      </w:r>
+    </w:p>
+    <w:p>
+      <w:pPr>
+        <w:pStyle w:val="BodyText"/>
+        <w:numPr>
+          <w:ilvl w:val="0"/>
+          <w:numId w:val="6"/>
+        </w:numPr>
+        <w:tabs>
+          <w:tab w:val="left" w:pos="709" w:leader="none"/>
+        </w:tabs>
+        <w:bidi w:val="0"/>
+        <w:ind w:hanging="283" w:start="709"/>
+        <w:jc w:val="start"/>
+        <w:rPr/>
+      </w:pPr>
+      <w:r>
+        <w:rPr/>
+        <w:t>Utilized Angular 4, TypeScript, Node, Breeze, Prime NG, and JWT Token-based security.</w:t>
+      </w:r>
+    </w:p>
+    <w:p>
+      <w:pPr>
+        <w:pStyle w:val="BodyText"/>
+        <w:numPr>
+          <w:ilvl w:val="0"/>
+          <w:numId w:val="6"/>
+        </w:numPr>
+        <w:tabs>
+          <w:tab w:val="left" w:pos="709" w:leader="none"/>
+        </w:tabs>
+        <w:bidi w:val="0"/>
+        <w:ind w:hanging="283" w:start="709"/>
+        <w:jc w:val="start"/>
+        <w:rPr/>
+      </w:pPr>
+      <w:r>
+        <w:rPr/>
+        <w:t>Prototyped a Vacation Request Application using Blazor 3.0 and Rest API.</w:t>
+        <w:br/>
+      </w:r>
+    </w:p>
+    <w:p>
+      <w:pPr>
+        <w:pStyle w:val="BodyText"/>
+        <w:bidi w:val="0"/>
+        <w:jc w:val="start"/>
+        <w:rPr/>
+      </w:pPr>
+      <w:r>
+        <w:rPr>
+          <w:rStyle w:val="Strong"/>
+        </w:rPr>
+        <w:t xml:space="preserve">M12 Systems R&amp;D </w:t>
+      </w:r>
+      <w:r>
+        <w:rPr>
+          <w:rStyle w:val="Strong"/>
+          <w:b w:val="false"/>
+          <w:bCs w:val="false"/>
+        </w:rPr>
+        <w:t>Freelancing</w:t>
+      </w:r>
+      <w:r>
+        <w:rPr/>
+        <w:t xml:space="preserve"> | Conroe, TX | 04/15/2020 – 10/2021</w:t>
+      </w:r>
+    </w:p>
+    <w:p>
+      <w:pPr>
+        <w:pStyle w:val="BodyText"/>
+        <w:numPr>
+          <w:ilvl w:val="0"/>
+          <w:numId w:val="7"/>
+        </w:numPr>
+        <w:tabs>
+          <w:tab w:val="left" w:pos="709" w:leader="none"/>
+        </w:tabs>
+        <w:bidi w:val="0"/>
+        <w:ind w:hanging="283" w:start="709"/>
+        <w:jc w:val="start"/>
+        <w:rPr/>
+      </w:pPr>
+      <w:r>
+        <w:rPr/>
+        <w:t>Actively enhanced skills by researching and implementing Angular 9/10/11, NGRX, Azure App Services, Azure Functions, Docker services, ASP.NET Core Razor Views, and Entity Framework Core.</w:t>
+      </w:r>
+    </w:p>
+    <w:p>
+      <w:pPr>
+        <w:pStyle w:val="BodyText"/>
+        <w:bidi w:val="0"/>
+        <w:jc w:val="start"/>
+        <w:rPr/>
+      </w:pPr>
+      <w:r>
+        <w:rPr>
+          <w:rStyle w:val="Strong"/>
+        </w:rPr>
+        <w:t>Archer Systems</w:t>
+      </w:r>
+      <w:r>
+        <w:rPr/>
+        <w:t xml:space="preserve"> | City, State (Implied Remote) </w:t>
+      </w:r>
+      <w:r>
+        <w:rPr>
+          <w:rStyle w:val="Strong"/>
+        </w:rPr>
+        <w:t>Programmer</w:t>
+      </w:r>
+      <w:r>
+        <w:rPr/>
+        <w:t xml:space="preserve"> | 03/16/2020 – 04/13/2020</w:t>
+      </w:r>
+    </w:p>
+    <w:p>
+      <w:pPr>
+        <w:pStyle w:val="BodyText"/>
+        <w:numPr>
+          <w:ilvl w:val="0"/>
+          <w:numId w:val="8"/>
+        </w:numPr>
+        <w:tabs>
+          <w:tab w:val="left" w:pos="709" w:leader="none"/>
+        </w:tabs>
+        <w:bidi w:val="0"/>
+        <w:ind w:hanging="283" w:start="709"/>
+        <w:jc w:val="start"/>
+        <w:rPr/>
+      </w:pPr>
+      <w:r>
+        <w:rPr/>
+        <w:t>Worked as a Full Stack Developer, utilizing Angular 8, AG-Grid, RXJS, NGRX, Web API, MSSQL, MVC, and Entity Framework.</w:t>
+      </w:r>
+    </w:p>
+    <w:p>
+      <w:pPr>
+        <w:pStyle w:val="BodyText"/>
+        <w:bidi w:val="0"/>
+        <w:jc w:val="start"/>
+        <w:rPr/>
+      </w:pPr>
+      <w:r>
+        <w:rPr>
+          <w:rStyle w:val="Strong"/>
+        </w:rPr>
+        <w:t xml:space="preserve">M12 Systems R&amp;D  </w:t>
+      </w:r>
+      <w:r>
+        <w:rPr>
+          <w:rStyle w:val="Strong"/>
+          <w:b w:val="false"/>
+          <w:bCs w:val="false"/>
+        </w:rPr>
+        <w:t>Freelancing</w:t>
+      </w:r>
+      <w:r>
+        <w:rPr/>
+        <w:t xml:space="preserve"> | Conroe, TX  | 10/02/2019 – 03/01/2020</w:t>
+      </w:r>
+    </w:p>
+    <w:p>
+      <w:pPr>
+        <w:pStyle w:val="BodyText"/>
+        <w:numPr>
+          <w:ilvl w:val="0"/>
+          <w:numId w:val="9"/>
+        </w:numPr>
+        <w:tabs>
+          <w:tab w:val="left" w:pos="709" w:leader="none"/>
+        </w:tabs>
+        <w:bidi w:val="0"/>
+        <w:ind w:hanging="283" w:start="709"/>
+        <w:jc w:val="start"/>
+        <w:rPr/>
+      </w:pPr>
+      <w:r>
+        <w:rPr/>
+        <w:t>Developed an enterprise-grade tooling application for an Oil Company, incorporating Angular 8+, RXJS, NGRX with CQRS/DDD, ASP.NET Core 3.1, Jasmine, MongoDB, and Web API.</w:t>
+      </w:r>
+    </w:p>
+    <w:p>
+      <w:pPr>
+        <w:pStyle w:val="BodyText"/>
+        <w:bidi w:val="0"/>
+        <w:jc w:val="start"/>
+        <w:rPr/>
+      </w:pPr>
+      <w:r>
+        <w:rPr>
+          <w:rStyle w:val="Strong"/>
+        </w:rPr>
+        <w:t>Praxair Project</w:t>
+      </w:r>
+      <w:r>
+        <w:rPr/>
+        <w:t xml:space="preserve"> | City, State (Implied) </w:t>
+      </w:r>
+      <w:r>
+        <w:rPr>
+          <w:rStyle w:val="Strong"/>
+        </w:rPr>
+        <w:t>Programmer – Full Stack</w:t>
+      </w:r>
+      <w:r>
+        <w:rPr/>
+        <w:t xml:space="preserve"> | 03/01/2019 – 09/01/2019</w:t>
+      </w:r>
+    </w:p>
+    <w:p>
+      <w:pPr>
+        <w:pStyle w:val="BodyText"/>
+        <w:numPr>
+          <w:ilvl w:val="0"/>
+          <w:numId w:val="10"/>
+        </w:numPr>
+        <w:tabs>
+          <w:tab w:val="left" w:pos="709" w:leader="none"/>
+        </w:tabs>
+        <w:bidi w:val="0"/>
+        <w:ind w:hanging="283" w:start="709"/>
+        <w:jc w:val="start"/>
+        <w:rPr/>
+      </w:pPr>
+      <w:r>
+        <w:rPr/>
+        <w:t>Contributed to the Prairie's Sniffer project, a Software/Hardware application integrating C#, Win Forms, Windows Service, Entity Framework 6+, and MS SQL with National Instruments Data Acquisition Board.</w:t>
+      </w:r>
+    </w:p>
+    <w:p>
+      <w:pPr>
+        <w:pStyle w:val="BodyText"/>
+        <w:numPr>
+          <w:ilvl w:val="0"/>
+          <w:numId w:val="10"/>
+        </w:numPr>
+        <w:tabs>
+          <w:tab w:val="left" w:pos="709" w:leader="none"/>
+        </w:tabs>
+        <w:bidi w:val="0"/>
+        <w:ind w:hanging="283" w:start="709"/>
+        <w:jc w:val="start"/>
+        <w:rPr/>
+      </w:pPr>
+      <w:r>
+        <w:rPr/>
+        <w:t>Conducted research on Azure development at Shell Technology Center.</w:t>
+      </w:r>
+    </w:p>
+    <w:p>
+      <w:pPr>
+        <w:pStyle w:val="BodyText"/>
+        <w:numPr>
+          <w:ilvl w:val="0"/>
+          <w:numId w:val="10"/>
+        </w:numPr>
+        <w:tabs>
+          <w:tab w:val="left" w:pos="709" w:leader="none"/>
+        </w:tabs>
+        <w:bidi w:val="0"/>
+        <w:ind w:hanging="283" w:start="709"/>
+        <w:jc w:val="start"/>
+        <w:rPr/>
+      </w:pPr>
+      <w:r>
+        <w:rPr/>
+      </w:r>
+    </w:p>
+    <w:p>
+      <w:pPr>
+        <w:pStyle w:val="BodyText"/>
+        <w:bidi w:val="0"/>
+        <w:jc w:val="start"/>
+        <w:rPr/>
+      </w:pPr>
+      <w:r>
+        <w:rPr>
+          <w:rStyle w:val="Strong"/>
+        </w:rPr>
+        <w:t>RPC Inc -Apex Systems</w:t>
       </w:r>
       <w:r>
         <w:rPr/>
@@ -748,133 +1328,67 @@
       </w:r>
       <w:r>
         <w:rPr/>
-        <w:t xml:space="preserve"> | 04/2021 – 10/2021</w:t>
-      </w:r>
-    </w:p>
-    <w:p>
-      <w:pPr>
-        <w:pStyle w:val="BodyText"/>
-        <w:numPr>
-          <w:ilvl w:val="0"/>
-          <w:numId w:val="6"/>
-        </w:numPr>
-        <w:tabs>
-          <w:tab w:val="clear" w:pos="709"/>
-          <w:tab w:val="left" w:pos="709" w:leader="none"/>
-        </w:tabs>
-        <w:bidi w:val="0"/>
-        <w:ind w:hanging="283" w:start="709"/>
-        <w:jc w:val="start"/>
-        <w:rPr/>
-      </w:pPr>
-      <w:r>
-        <w:rPr/>
-        <w:t>Executed full stack development for the Employee Displacement app, integrating BBVA Bank support.</w:t>
-      </w:r>
-    </w:p>
-    <w:p>
-      <w:pPr>
-        <w:pStyle w:val="BodyText"/>
-        <w:numPr>
-          <w:ilvl w:val="0"/>
-          <w:numId w:val="6"/>
-        </w:numPr>
-        <w:tabs>
-          <w:tab w:val="clear" w:pos="709"/>
-          <w:tab w:val="left" w:pos="709" w:leader="none"/>
-        </w:tabs>
-        <w:bidi w:val="0"/>
-        <w:ind w:hanging="283" w:start="709"/>
-        <w:jc w:val="start"/>
-        <w:rPr/>
-      </w:pPr>
-      <w:r>
-        <w:rPr/>
-        <w:t>Developed new Web API for BBVA, created necessary SQL Server tables and procedures, and managed Azure DevOps code pushes.</w:t>
-      </w:r>
-    </w:p>
-    <w:p>
-      <w:pPr>
-        <w:pStyle w:val="BodyText"/>
-        <w:numPr>
-          <w:ilvl w:val="0"/>
-          <w:numId w:val="6"/>
-        </w:numPr>
-        <w:tabs>
-          <w:tab w:val="clear" w:pos="709"/>
-          <w:tab w:val="left" w:pos="709" w:leader="none"/>
-        </w:tabs>
-        <w:bidi w:val="0"/>
-        <w:ind w:hanging="283" w:start="709"/>
-        <w:jc w:val="start"/>
-        <w:rPr/>
-      </w:pPr>
-      <w:r>
-        <w:rPr/>
-        <w:t>Optimized SQL Database and queries, enhancing application performance.</w:t>
-      </w:r>
-    </w:p>
-    <w:p>
-      <w:pPr>
-        <w:pStyle w:val="BodyText"/>
-        <w:numPr>
-          <w:ilvl w:val="0"/>
-          <w:numId w:val="6"/>
-        </w:numPr>
-        <w:tabs>
-          <w:tab w:val="clear" w:pos="709"/>
-          <w:tab w:val="left" w:pos="709" w:leader="none"/>
-        </w:tabs>
-        <w:bidi w:val="0"/>
-        <w:ind w:hanging="283" w:start="709"/>
-        <w:jc w:val="start"/>
-        <w:rPr/>
-      </w:pPr>
-      <w:r>
-        <w:rPr/>
-        <w:t>Gained expertise in Angular, TypeScript Design Patterns, Bit-Bucket, and IBM U-Deploy CDC Pipeline.</w:t>
-      </w:r>
-    </w:p>
-    <w:p>
-      <w:pPr>
-        <w:pStyle w:val="BodyText"/>
-        <w:numPr>
-          <w:ilvl w:val="0"/>
-          <w:numId w:val="6"/>
-        </w:numPr>
-        <w:tabs>
-          <w:tab w:val="clear" w:pos="709"/>
-          <w:tab w:val="left" w:pos="709" w:leader="none"/>
-        </w:tabs>
-        <w:bidi w:val="0"/>
-        <w:ind w:hanging="283" w:start="709"/>
-        <w:jc w:val="start"/>
-        <w:rPr/>
-      </w:pPr>
-      <w:r>
-        <w:rPr/>
-        <w:t>Utilized Angular 4, TypeScript, Node, Breeze, Prime NG, and JWT Token-based security.</w:t>
-      </w:r>
-    </w:p>
-    <w:p>
-      <w:pPr>
-        <w:pStyle w:val="BodyText"/>
-        <w:numPr>
-          <w:ilvl w:val="0"/>
-          <w:numId w:val="6"/>
-        </w:numPr>
-        <w:tabs>
-          <w:tab w:val="clear" w:pos="709"/>
-          <w:tab w:val="left" w:pos="709" w:leader="none"/>
-        </w:tabs>
-        <w:bidi w:val="0"/>
-        <w:ind w:hanging="283" w:start="709"/>
-        <w:jc w:val="start"/>
-        <w:rPr/>
-      </w:pPr>
-      <w:r>
-        <w:rPr/>
-        <w:t>Prototyped a Vacation Request Application using Blazor 3.0 and Rest API.</w:t>
+        <w:t xml:space="preserve"> | 08/01/2018 – 01/26/2019</w:t>
+      </w:r>
+    </w:p>
+    <w:p>
+      <w:pPr>
+        <w:pStyle w:val="BodyText"/>
+        <w:numPr>
+          <w:ilvl w:val="0"/>
+          <w:numId w:val="11"/>
+        </w:numPr>
+        <w:tabs>
+          <w:tab w:val="left" w:pos="709" w:leader="none"/>
+        </w:tabs>
+        <w:bidi w:val="0"/>
+        <w:ind w:hanging="283" w:start="709"/>
+        <w:jc w:val="start"/>
+        <w:rPr/>
+      </w:pPr>
+      <w:r>
+        <w:rPr/>
+        <w:t>Maintained the Portal application for CUDD and Fleet-wave, using Knockout JS, WebApi, MSSQL 2018, C3 charting, MVC, and C#.</w:t>
+      </w:r>
+    </w:p>
+    <w:p>
+      <w:pPr>
+        <w:pStyle w:val="BodyText"/>
+        <w:numPr>
+          <w:ilvl w:val="0"/>
+          <w:numId w:val="11"/>
+        </w:numPr>
+        <w:tabs>
+          <w:tab w:val="left" w:pos="709" w:leader="none"/>
+        </w:tabs>
+        <w:bidi w:val="0"/>
+        <w:ind w:hanging="283" w:start="709"/>
+        <w:jc w:val="start"/>
+        <w:rPr/>
+      </w:pPr>
+      <w:r>
+        <w:rPr/>
+        <w:t>Contributed to a new release leveraging Angular 6, NGRX, Material, ASP.NET Core 2.0 (cross-platform), Jasmine, and RXJS with CQRS/DDD.</w:t>
+      </w:r>
+    </w:p>
+    <w:p>
+      <w:pPr>
+        <w:pStyle w:val="BodyText"/>
+        <w:numPr>
+          <w:ilvl w:val="0"/>
+          <w:numId w:val="11"/>
+        </w:numPr>
+        <w:tabs>
+          <w:tab w:val="left" w:pos="709" w:leader="none"/>
+        </w:tabs>
+        <w:bidi w:val="0"/>
+        <w:ind w:hanging="283" w:start="709"/>
+        <w:jc w:val="start"/>
+        <w:rPr/>
+      </w:pPr>
+      <w:r>
+        <w:rPr/>
+        <w:t>Developed WebApi integrations with external stock price services.</w:t>
       </w:r>
     </w:p>
     <w:p>
@@ -888,42 +1402,53 @@
         <w:rPr>
           <w:rStyle w:val="Strong"/>
         </w:rPr>
-        <w:t>M12 Systems R&amp;D (Independent Software Consultant)</w:t>
-      </w:r>
-      <w:r>
-        <w:rPr/>
-        <w:t xml:space="preserve"> | Conroe, TX </w:t>
+        <w:t>Flight Safty/Centaurus</w:t>
+      </w:r>
+      <w:r>
+        <w:rPr/>
+        <w:t xml:space="preserve"> | New Orleans, Baton Rouge </w:t>
       </w:r>
       <w:r>
         <w:rPr>
           <w:rStyle w:val="Strong"/>
         </w:rPr>
-        <w:t>Independent Software Consultant</w:t>
-      </w:r>
-      <w:r>
-        <w:rPr/>
-        <w:t xml:space="preserve"> | 04/15/2020 – 10/2021</w:t>
-      </w:r>
-    </w:p>
-    <w:p>
-      <w:pPr>
-        <w:pStyle w:val="BodyText"/>
-        <w:numPr>
-          <w:ilvl w:val="0"/>
-          <w:numId w:val="7"/>
-        </w:numPr>
-        <w:tabs>
-          <w:tab w:val="clear" w:pos="709"/>
-          <w:tab w:val="left" w:pos="709" w:leader="none"/>
-        </w:tabs>
-        <w:bidi w:val="0"/>
-        <w:ind w:hanging="283" w:start="709"/>
-        <w:jc w:val="start"/>
-        <w:rPr/>
-      </w:pPr>
-      <w:r>
-        <w:rPr/>
-        <w:t>Actively enhanced skills by researching and implementing Angular 9/10/11, NGRX, Azure App Services, Azure Functions, Docker services, ASP.NET Core Razor Views, and Entity Framework Core.</w:t>
+        <w:t xml:space="preserve">Web Developer </w:t>
+      </w:r>
+      <w:r>
+        <w:rPr/>
+        <w:t xml:space="preserve"> | 11/01/2017 – 02/15/2018</w:t>
+      </w:r>
+    </w:p>
+    <w:p>
+      <w:pPr>
+        <w:pStyle w:val="BodyText"/>
+        <w:numPr>
+          <w:ilvl w:val="0"/>
+          <w:numId w:val="12"/>
+        </w:numPr>
+        <w:tabs>
+          <w:tab w:val="left" w:pos="709" w:leader="none"/>
+        </w:tabs>
+        <w:bidi w:val="0"/>
+        <w:ind w:hanging="283" w:start="709"/>
+        <w:jc w:val="start"/>
+        <w:rPr/>
+      </w:pPr>
+      <w:r>
+        <w:rPr/>
+        <w:t>Updated internal web projects using Angular 4, RXJS, TypeScript, Node JS, Karma, Jasmine, Protractor, C#, ASP.NET Core 2.0, WebApi Core, EF Core, Linq to Entities (LinqPad), and MSSQL in an Angular/MVC (Razor) Hybrid application.</w:t>
+      </w:r>
+    </w:p>
+    <w:p>
+      <w:pPr>
+        <w:pStyle w:val="BodyText"/>
+        <w:bidi w:val="0"/>
+        <w:ind w:hanging="0" w:start="0"/>
+        <w:jc w:val="start"/>
+        <w:rPr/>
+      </w:pPr>
+      <w:r>
+        <w:rPr/>
       </w:r>
     </w:p>
     <w:p>
@@ -937,42 +1462,81 @@
         <w:rPr>
           <w:rStyle w:val="Strong"/>
         </w:rPr>
-        <w:t>Archer Systems</w:t>
-      </w:r>
-      <w:r>
-        <w:rPr/>
-        <w:t xml:space="preserve"> | City, State (Implied Remote) </w:t>
+        <w:t>Senda/United Airlines</w:t>
+      </w:r>
+      <w:r>
+        <w:rPr/>
+        <w:t xml:space="preserve"> | Houston </w:t>
       </w:r>
       <w:r>
         <w:rPr>
           <w:rStyle w:val="Strong"/>
         </w:rPr>
-        <w:t>Programmer</w:t>
-      </w:r>
-      <w:r>
-        <w:rPr/>
-        <w:t xml:space="preserve"> | 03/16/2020 – 04/13/2020</w:t>
-      </w:r>
-    </w:p>
-    <w:p>
-      <w:pPr>
-        <w:pStyle w:val="BodyText"/>
-        <w:numPr>
-          <w:ilvl w:val="0"/>
-          <w:numId w:val="8"/>
-        </w:numPr>
-        <w:tabs>
-          <w:tab w:val="clear" w:pos="709"/>
-          <w:tab w:val="left" w:pos="709" w:leader="none"/>
-        </w:tabs>
-        <w:bidi w:val="0"/>
-        <w:ind w:hanging="283" w:start="709"/>
-        <w:jc w:val="start"/>
-        <w:rPr/>
-      </w:pPr>
-      <w:r>
-        <w:rPr/>
-        <w:t>Worked as a Full Stack Developer, utilizing Angular 8, AG-Grid, RXJS, NGRX, Web API, MSSQL, MVC, and Entity Framework.</w:t>
+        <w:t>Web Developer (ASP.NET/Open Source)</w:t>
+      </w:r>
+      <w:r>
+        <w:rPr/>
+        <w:t xml:space="preserve"> | 03/01/2017 – 09/12/2017</w:t>
+      </w:r>
+    </w:p>
+    <w:p>
+      <w:pPr>
+        <w:pStyle w:val="BodyText"/>
+        <w:numPr>
+          <w:ilvl w:val="0"/>
+          <w:numId w:val="13"/>
+        </w:numPr>
+        <w:tabs>
+          <w:tab w:val="left" w:pos="709" w:leader="none"/>
+        </w:tabs>
+        <w:bidi w:val="0"/>
+        <w:ind w:hanging="283" w:start="709"/>
+        <w:jc w:val="start"/>
+        <w:rPr/>
+      </w:pPr>
+      <w:r>
+        <w:rPr/>
+        <w:t>Key front-end developer for the Flight Attendant Dashboard, transitioning the project from Angular 1.6 Component Architecture to Angular 2/4.</w:t>
+      </w:r>
+    </w:p>
+    <w:p>
+      <w:pPr>
+        <w:pStyle w:val="BodyText"/>
+        <w:numPr>
+          <w:ilvl w:val="0"/>
+          <w:numId w:val="13"/>
+        </w:numPr>
+        <w:tabs>
+          <w:tab w:val="left" w:pos="709" w:leader="none"/>
+        </w:tabs>
+        <w:bidi w:val="0"/>
+        <w:ind w:hanging="283" w:start="709"/>
+        <w:jc w:val="start"/>
+        <w:rPr/>
+      </w:pPr>
+      <w:r>
+        <w:rPr/>
+        <w:t>Utilized RXJS, WebApi, Bootstrap UI, Jasmine, Karma for unit testing, and TFS in a Scrum environment.</w:t>
+      </w:r>
+    </w:p>
+    <w:p>
+      <w:pPr>
+        <w:pStyle w:val="BodyText"/>
+        <w:numPr>
+          <w:ilvl w:val="0"/>
+          <w:numId w:val="13"/>
+        </w:numPr>
+        <w:tabs>
+          <w:tab w:val="left" w:pos="709" w:leader="none"/>
+        </w:tabs>
+        <w:bidi w:val="0"/>
+        <w:ind w:hanging="283" w:start="709"/>
+        <w:jc w:val="start"/>
+        <w:rPr/>
+      </w:pPr>
+      <w:r>
+        <w:rPr/>
+        <w:t>Developed with C#, MS MVC (Razor), and WebAPI in an Angular/MVC Hybrid application.</w:t>
       </w:r>
     </w:p>
     <w:p>
@@ -986,42 +1550,91 @@
         <w:rPr>
           <w:rStyle w:val="Strong"/>
         </w:rPr>
-        <w:t>M12 Systems R&amp;D (Independent Software Consultant)</w:t>
-      </w:r>
-      <w:r>
-        <w:rPr/>
-        <w:t xml:space="preserve"> | Conroe, TX </w:t>
+        <w:t>Centaurus</w:t>
+      </w:r>
+      <w:r>
+        <w:rPr/>
+        <w:t xml:space="preserve"> | Dallas/New Orleans, LA </w:t>
       </w:r>
       <w:r>
         <w:rPr>
           <w:rStyle w:val="Strong"/>
         </w:rPr>
-        <w:t>Independent Software Consultant</w:t>
-      </w:r>
-      <w:r>
-        <w:rPr/>
-        <w:t xml:space="preserve"> | 10/02/2019 – 03/01/2020</w:t>
-      </w:r>
-    </w:p>
-    <w:p>
-      <w:pPr>
-        <w:pStyle w:val="BodyText"/>
-        <w:numPr>
-          <w:ilvl w:val="0"/>
-          <w:numId w:val="9"/>
-        </w:numPr>
-        <w:tabs>
-          <w:tab w:val="clear" w:pos="709"/>
-          <w:tab w:val="left" w:pos="709" w:leader="none"/>
-        </w:tabs>
-        <w:bidi w:val="0"/>
-        <w:ind w:hanging="283" w:start="709"/>
-        <w:jc w:val="start"/>
-        <w:rPr/>
-      </w:pPr>
-      <w:r>
-        <w:rPr/>
-        <w:t>Developed an enterprise-grade tooling application for an Oil Company, incorporating Angular 8+, RXJS, NGRX with CQRS/DDD, ASP.NET Core 3.1, Jasmine, MongoDB, and Web API.</w:t>
+        <w:t>Web Developer (ASP.NET/Open Source)</w:t>
+      </w:r>
+      <w:r>
+        <w:rPr/>
+        <w:t xml:space="preserve"> | 03/01/2016 – 10/17/2016</w:t>
+      </w:r>
+    </w:p>
+    <w:p>
+      <w:pPr>
+        <w:pStyle w:val="BodyText"/>
+        <w:numPr>
+          <w:ilvl w:val="0"/>
+          <w:numId w:val="14"/>
+        </w:numPr>
+        <w:tabs>
+          <w:tab w:val="left" w:pos="709" w:leader="none"/>
+        </w:tabs>
+        <w:bidi w:val="0"/>
+        <w:ind w:hanging="283" w:start="709"/>
+        <w:jc w:val="start"/>
+        <w:rPr/>
+      </w:pPr>
+      <w:r>
+        <w:rPr/>
+        <w:t>Developed a Single Page Application with a Service Layer (WebApi, C#) for Flight Safety, presenting performance metrics and revenue reviews.</w:t>
+      </w:r>
+    </w:p>
+    <w:p>
+      <w:pPr>
+        <w:pStyle w:val="BodyText"/>
+        <w:numPr>
+          <w:ilvl w:val="0"/>
+          <w:numId w:val="14"/>
+        </w:numPr>
+        <w:tabs>
+          <w:tab w:val="left" w:pos="709" w:leader="none"/>
+        </w:tabs>
+        <w:bidi w:val="0"/>
+        <w:ind w:hanging="283" w:start="709"/>
+        <w:jc w:val="start"/>
+        <w:rPr/>
+      </w:pPr>
+      <w:r>
+        <w:rPr/>
+        <w:t>Utilized C#, MVC, Angular, TypeScript, D3 for Graphs and Charting, Git, Karma, MSSQL, Linq to Entities (LinqPad), Jasmine, and TFS.</w:t>
+      </w:r>
+    </w:p>
+    <w:p>
+      <w:pPr>
+        <w:pStyle w:val="BodyText"/>
+        <w:tabs>
+          <w:tab w:val="left" w:pos="709" w:leader="none"/>
+        </w:tabs>
+        <w:bidi w:val="0"/>
+        <w:ind w:hanging="283" w:start="709"/>
+        <w:jc w:val="start"/>
+        <w:rPr/>
+      </w:pPr>
+      <w:r>
+        <w:rPr/>
+      </w:r>
+    </w:p>
+    <w:p>
+      <w:pPr>
+        <w:pStyle w:val="BodyText"/>
+        <w:tabs>
+          <w:tab w:val="left" w:pos="709" w:leader="none"/>
+        </w:tabs>
+        <w:bidi w:val="0"/>
+        <w:ind w:hanging="283" w:start="709"/>
+        <w:jc w:val="start"/>
+        <w:rPr/>
+      </w:pPr>
+      <w:r>
+        <w:rPr/>
       </w:r>
     </w:p>
     <w:p>
@@ -1035,63 +1648,61 @@
         <w:rPr>
           <w:rStyle w:val="Strong"/>
         </w:rPr>
-        <w:t>Praxair Project</w:t>
-      </w:r>
-      <w:r>
-        <w:rPr/>
-        <w:t xml:space="preserve"> | City, State (Implied) </w:t>
+        <w:t>OIS Inc/M12 Systems</w:t>
+      </w:r>
+      <w:r>
+        <w:rPr/>
+        <w:t xml:space="preserve"> | Houston, TX </w:t>
       </w:r>
       <w:r>
         <w:rPr>
           <w:rStyle w:val="Strong"/>
         </w:rPr>
-        <w:t>Programmer – Full Stack</w:t>
-      </w:r>
-      <w:r>
-        <w:rPr/>
-        <w:t xml:space="preserve"> | 03/01/2019 – 09/01/2019</w:t>
-      </w:r>
-    </w:p>
-    <w:p>
-      <w:pPr>
-        <w:pStyle w:val="BodyText"/>
-        <w:numPr>
-          <w:ilvl w:val="0"/>
-          <w:numId w:val="10"/>
-        </w:numPr>
-        <w:tabs>
-          <w:tab w:val="clear" w:pos="709"/>
-          <w:tab w:val="left" w:pos="709" w:leader="none"/>
-        </w:tabs>
-        <w:bidi w:val="0"/>
-        <w:ind w:hanging="283" w:start="709"/>
-        <w:jc w:val="start"/>
-        <w:rPr/>
-      </w:pPr>
-      <w:r>
-        <w:rPr/>
-        <w:t>Contributed to the Prairie's Sniffer project, a Software/Hardware application integrating C#, Win Forms, Windows Service, Entity Framework 6+, and MS SQL with National Instruments Data Acquisition Board.</w:t>
-      </w:r>
-    </w:p>
-    <w:p>
-      <w:pPr>
-        <w:pStyle w:val="BodyText"/>
-        <w:numPr>
-          <w:ilvl w:val="0"/>
-          <w:numId w:val="10"/>
-        </w:numPr>
-        <w:tabs>
-          <w:tab w:val="clear" w:pos="709"/>
-          <w:tab w:val="left" w:pos="709" w:leader="none"/>
-        </w:tabs>
-        <w:bidi w:val="0"/>
-        <w:ind w:hanging="283" w:start="709"/>
-        <w:jc w:val="start"/>
-        <w:rPr/>
-      </w:pPr>
-      <w:r>
-        <w:rPr/>
-        <w:t>Conducted research on Azure development at Shell Technology Center.</w:t>
+        <w:t>Web Developer</w:t>
+      </w:r>
+      <w:r>
+        <w:rPr/>
+        <w:t xml:space="preserve"> | 11/01/2015 – 02/15/2016</w:t>
+      </w:r>
+    </w:p>
+    <w:p>
+      <w:pPr>
+        <w:pStyle w:val="BodyText"/>
+        <w:numPr>
+          <w:ilvl w:val="0"/>
+          <w:numId w:val="15"/>
+        </w:numPr>
+        <w:tabs>
+          <w:tab w:val="left" w:pos="709" w:leader="none"/>
+        </w:tabs>
+        <w:bidi w:val="0"/>
+        <w:ind w:hanging="283" w:start="709"/>
+        <w:jc w:val="start"/>
+        <w:rPr/>
+      </w:pPr>
+      <w:r>
+        <w:rPr/>
+        <w:t>Developed a mini SPA front-end with Middle-Tier, DAL, and Service layer for a Charter Boat App.</w:t>
+      </w:r>
+    </w:p>
+    <w:p>
+      <w:pPr>
+        <w:pStyle w:val="BodyText"/>
+        <w:numPr>
+          <w:ilvl w:val="0"/>
+          <w:numId w:val="15"/>
+        </w:numPr>
+        <w:tabs>
+          <w:tab w:val="left" w:pos="709" w:leader="none"/>
+        </w:tabs>
+        <w:bidi w:val="0"/>
+        <w:ind w:hanging="283" w:start="709"/>
+        <w:jc w:val="start"/>
+        <w:rPr/>
+      </w:pPr>
+      <w:r>
+        <w:rPr/>
+        <w:t>Technologies included MVC 4, AngularJS, CSS3, HTML5, WebApi 2/OData 2, EF6, MS-SQL, C#, Repository, LoDash, Bootstrap, and Factory patterns.</w:t>
       </w:r>
     </w:p>
     <w:p>
@@ -1105,7 +1716,7 @@
         <w:rPr>
           <w:rStyle w:val="Strong"/>
         </w:rPr>
-        <w:t>RPC Inc -Apex Systems</w:t>
+        <w:t>OIS Inc/M12 Systems</w:t>
       </w:r>
       <w:r>
         <w:rPr/>
@@ -1115,74 +1726,51 @@
         <w:rPr>
           <w:rStyle w:val="Strong"/>
         </w:rPr>
-        <w:t>Web Developer</w:t>
-      </w:r>
-      <w:r>
-        <w:rPr/>
-        <w:t xml:space="preserve"> | 08/01/2018 – 01/26/2019</w:t>
-      </w:r>
-    </w:p>
-    <w:p>
-      <w:pPr>
-        <w:pStyle w:val="BodyText"/>
-        <w:numPr>
-          <w:ilvl w:val="0"/>
-          <w:numId w:val="11"/>
-        </w:numPr>
-        <w:tabs>
-          <w:tab w:val="clear" w:pos="709"/>
-          <w:tab w:val="left" w:pos="709" w:leader="none"/>
-        </w:tabs>
-        <w:bidi w:val="0"/>
-        <w:ind w:hanging="283" w:start="709"/>
-        <w:jc w:val="start"/>
-        <w:rPr/>
-      </w:pPr>
-      <w:r>
-        <w:rPr/>
-        <w:t>Maintained the Portal application for CUDD and Fleet-wave, using Knockout JS, WebApi, MSSQL 2018, C3 charting, MVC, and C#.</w:t>
-      </w:r>
-    </w:p>
-    <w:p>
-      <w:pPr>
-        <w:pStyle w:val="BodyText"/>
-        <w:numPr>
-          <w:ilvl w:val="0"/>
-          <w:numId w:val="11"/>
-        </w:numPr>
-        <w:tabs>
-          <w:tab w:val="clear" w:pos="709"/>
-          <w:tab w:val="left" w:pos="709" w:leader="none"/>
-        </w:tabs>
-        <w:bidi w:val="0"/>
-        <w:ind w:hanging="283" w:start="709"/>
-        <w:jc w:val="start"/>
-        <w:rPr/>
-      </w:pPr>
-      <w:r>
-        <w:rPr/>
-        <w:t>Contributed to a new release leveraging Angular 6, NGRX, Material, ASP.NET Core 2.0 (cross-platform), Jasmine, and RXJS with CQRS/DDD.</w:t>
-      </w:r>
-    </w:p>
-    <w:p>
-      <w:pPr>
-        <w:pStyle w:val="BodyText"/>
-        <w:numPr>
-          <w:ilvl w:val="0"/>
-          <w:numId w:val="11"/>
-        </w:numPr>
-        <w:tabs>
-          <w:tab w:val="clear" w:pos="709"/>
-          <w:tab w:val="left" w:pos="709" w:leader="none"/>
-        </w:tabs>
-        <w:bidi w:val="0"/>
-        <w:ind w:hanging="283" w:start="709"/>
-        <w:jc w:val="start"/>
-        <w:rPr/>
-      </w:pPr>
-      <w:r>
-        <w:rPr/>
-        <w:t>Developed WebApi integrations with external stock price services.</w:t>
+        <w:t>Lead Developer/Architect</w:t>
+      </w:r>
+      <w:r>
+        <w:rPr/>
+        <w:t xml:space="preserve"> | 05/15/2015 – 10/25/2015</w:t>
+      </w:r>
+    </w:p>
+    <w:p>
+      <w:pPr>
+        <w:pStyle w:val="BodyText"/>
+        <w:numPr>
+          <w:ilvl w:val="0"/>
+          <w:numId w:val="16"/>
+        </w:numPr>
+        <w:tabs>
+          <w:tab w:val="left" w:pos="709" w:leader="none"/>
+        </w:tabs>
+        <w:bidi w:val="0"/>
+        <w:ind w:hanging="283" w:start="709"/>
+        <w:jc w:val="start"/>
+        <w:rPr/>
+      </w:pPr>
+      <w:r>
+        <w:rPr/>
+        <w:t>Led development of the Ferrell Colony Manager app, an AngularJS SPA front-end with Middle-Tier, DAL, and Service layer.</w:t>
+      </w:r>
+    </w:p>
+    <w:p>
+      <w:pPr>
+        <w:pStyle w:val="BodyText"/>
+        <w:numPr>
+          <w:ilvl w:val="0"/>
+          <w:numId w:val="16"/>
+        </w:numPr>
+        <w:tabs>
+          <w:tab w:val="left" w:pos="709" w:leader="none"/>
+        </w:tabs>
+        <w:bidi w:val="0"/>
+        <w:ind w:hanging="283" w:start="709"/>
+        <w:jc w:val="start"/>
+        <w:rPr/>
+      </w:pPr>
+      <w:r>
+        <w:rPr/>
+        <w:t>Utilized MongoDB, CSS3, HTML5, WebApi, EF6, MS-SQL, C#, Repository, and Factory patterns.</w:t>
       </w:r>
     </w:p>
     <w:p>
@@ -1196,57 +1784,554 @@
         <w:rPr>
           <w:rStyle w:val="Strong"/>
         </w:rPr>
-        <w:t>Flight Safty/</w:t>
+        <w:t>Hexa-Group/SLB project</w:t>
+      </w:r>
+      <w:r>
+        <w:rPr/>
+        <w:t xml:space="preserve"> | Houston, TX </w:t>
       </w:r>
       <w:r>
         <w:rPr>
           <w:rStyle w:val="Strong"/>
         </w:rPr>
-        <w:t>Centaurus</w:t>
-      </w:r>
-      <w:r>
-        <w:rPr/>
-        <w:t xml:space="preserve"> | New Orleans, Baton Rouge </w:t>
-      </w:r>
+        <w:t>Sr. .NET Developer/Architect</w:t>
+      </w:r>
+      <w:r>
+        <w:rPr/>
+        <w:t xml:space="preserve"> | 02/15/2015 – 05/01/2015</w:t>
+      </w:r>
+    </w:p>
+    <w:p>
+      <w:pPr>
+        <w:pStyle w:val="BodyText"/>
+        <w:numPr>
+          <w:ilvl w:val="0"/>
+          <w:numId w:val="17"/>
+        </w:numPr>
+        <w:tabs>
+          <w:tab w:val="left" w:pos="709" w:leader="none"/>
+        </w:tabs>
+        <w:bidi w:val="0"/>
+        <w:ind w:hanging="283" w:start="709"/>
+        <w:jc w:val="start"/>
+        <w:rPr/>
+      </w:pPr>
+      <w:r>
+        <w:rPr/>
+        <w:t>Architected and developed Middle-Tier and Data Access Layer using Code First and Repository Design Pattern.</w:t>
+      </w:r>
+    </w:p>
+    <w:p>
+      <w:pPr>
+        <w:pStyle w:val="BodyText"/>
+        <w:numPr>
+          <w:ilvl w:val="0"/>
+          <w:numId w:val="17"/>
+        </w:numPr>
+        <w:tabs>
+          <w:tab w:val="left" w:pos="709" w:leader="none"/>
+        </w:tabs>
+        <w:bidi w:val="0"/>
+        <w:ind w:hanging="283" w:start="709"/>
+        <w:jc w:val="start"/>
+        <w:rPr/>
+      </w:pPr>
+      <w:r>
+        <w:rPr/>
+        <w:t>Performed integration work using .NET WebApi2 and consumed Siebel with Web Services via C# and WSDL.</w:t>
+      </w:r>
+    </w:p>
+    <w:p>
+      <w:pPr>
+        <w:pStyle w:val="BodyText"/>
+        <w:numPr>
+          <w:ilvl w:val="0"/>
+          <w:numId w:val="17"/>
+        </w:numPr>
+        <w:tabs>
+          <w:tab w:val="left" w:pos="709" w:leader="none"/>
+        </w:tabs>
+        <w:bidi w:val="0"/>
+        <w:ind w:hanging="283" w:start="709"/>
+        <w:jc w:val="start"/>
+        <w:rPr/>
+      </w:pPr>
+      <w:r>
+        <w:rPr/>
+        <w:t>Worked with Visual Studio 2013, MVC (Razor), TFS 2013, MS-SQL 2013, WebStorm, C#, .NET, Entity Framework 6, Linq to Entities (LinqPad), MongoDB, and custom SPA Architecture.</w:t>
+      </w:r>
+    </w:p>
+    <w:p>
+      <w:pPr>
+        <w:pStyle w:val="BodyText"/>
+        <w:bidi w:val="0"/>
+        <w:jc w:val="start"/>
+        <w:rPr/>
+      </w:pPr>
       <w:r>
         <w:rPr>
           <w:rStyle w:val="Strong"/>
         </w:rPr>
-        <w:t xml:space="preserve">Web Developer </w:t>
-      </w:r>
-      <w:r>
-        <w:rPr/>
-        <w:t xml:space="preserve"> | 11/01/2017 – 02/15/2018</w:t>
-      </w:r>
-    </w:p>
-    <w:p>
-      <w:pPr>
-        <w:pStyle w:val="BodyText"/>
-        <w:numPr>
-          <w:ilvl w:val="0"/>
-          <w:numId w:val="12"/>
-        </w:numPr>
-        <w:tabs>
-          <w:tab w:val="clear" w:pos="709"/>
-          <w:tab w:val="left" w:pos="709" w:leader="none"/>
-        </w:tabs>
-        <w:bidi w:val="0"/>
-        <w:ind w:hanging="283" w:start="709"/>
-        <w:jc w:val="start"/>
-        <w:rPr/>
-      </w:pPr>
-      <w:r>
-        <w:rPr/>
-        <w:t>Updated internal web projects using Angular 4, RXJS, TypeScript, Node JS, Karma, Jasmine, Protractor, C#, ASP.NET Core 2.0, WebApi Core, EF Core, Linq to Entities (LinqPad), and MSSQL in an Angular/MVC (Razor) Hybrid application.</w:t>
-      </w:r>
-    </w:p>
-    <w:p>
-      <w:pPr>
-        <w:pStyle w:val="BodyText"/>
-        <w:numPr>
-          <w:ilvl w:val="0"/>
-          <w:numId w:val="0"/>
-        </w:numPr>
+        <w:t>Int Tech/Stewart Title project</w:t>
+      </w:r>
+      <w:r>
+        <w:rPr/>
+        <w:t xml:space="preserve"> | Houston, TX </w:t>
+      </w:r>
+      <w:r>
+        <w:rPr>
+          <w:rStyle w:val="Strong"/>
+        </w:rPr>
+        <w:t>Sr. .NET Developer with Agile</w:t>
+      </w:r>
+      <w:r>
+        <w:rPr/>
+        <w:t xml:space="preserve"> | 09/15/2014 – 02/01/2015</w:t>
+      </w:r>
+    </w:p>
+    <w:p>
+      <w:pPr>
+        <w:pStyle w:val="BodyText"/>
+        <w:numPr>
+          <w:ilvl w:val="0"/>
+          <w:numId w:val="18"/>
+        </w:numPr>
+        <w:tabs>
+          <w:tab w:val="left" w:pos="709" w:leader="none"/>
+        </w:tabs>
+        <w:bidi w:val="0"/>
+        <w:ind w:hanging="283" w:start="709"/>
+        <w:jc w:val="start"/>
+        <w:rPr/>
+      </w:pPr>
+      <w:r>
+        <w:rPr/>
+        <w:t>Served as Lead Developer/Architect for a Standalone Order Entry application, a responsive SPA using CSS3, HTML5, ASP.NET/MVC 4, Hot-towel SPA template, Breeze, AngularJS, JSON, and WebAPI2.</w:t>
+      </w:r>
+    </w:p>
+    <w:p>
+      <w:pPr>
+        <w:pStyle w:val="BodyText"/>
+        <w:numPr>
+          <w:ilvl w:val="0"/>
+          <w:numId w:val="18"/>
+        </w:numPr>
+        <w:tabs>
+          <w:tab w:val="left" w:pos="709" w:leader="none"/>
+        </w:tabs>
+        <w:bidi w:val="0"/>
+        <w:ind w:hanging="283" w:start="709"/>
+        <w:jc w:val="start"/>
+        <w:rPr/>
+      </w:pPr>
+      <w:r>
+        <w:rPr/>
+        <w:t>Implemented MVC, Abstract Factory, Factory, Observer, and Iterator design patterns with Oracle and MSSQL back-ends.</w:t>
+      </w:r>
+    </w:p>
+    <w:p>
+      <w:pPr>
+        <w:pStyle w:val="BodyText"/>
+        <w:bidi w:val="0"/>
+        <w:jc w:val="start"/>
+        <w:rPr/>
+      </w:pPr>
+      <w:r>
+        <w:rPr>
+          <w:rStyle w:val="Strong"/>
+        </w:rPr>
+        <w:t>Oxford/Sunoco Project</w:t>
+      </w:r>
+      <w:r>
+        <w:rPr/>
+        <w:t xml:space="preserve"> | Sugarland, TX </w:t>
+      </w:r>
+      <w:r>
+        <w:rPr>
+          <w:rStyle w:val="Strong"/>
+        </w:rPr>
+        <w:t>Sr. .NET Developer with Agile</w:t>
+      </w:r>
+      <w:r>
+        <w:rPr/>
+        <w:t xml:space="preserve"> | 04/01/2014 – 08/15/2014</w:t>
+      </w:r>
+    </w:p>
+    <w:p>
+      <w:pPr>
+        <w:pStyle w:val="BodyText"/>
+        <w:numPr>
+          <w:ilvl w:val="0"/>
+          <w:numId w:val="19"/>
+        </w:numPr>
+        <w:tabs>
+          <w:tab w:val="left" w:pos="709" w:leader="none"/>
+        </w:tabs>
+        <w:bidi w:val="0"/>
+        <w:ind w:hanging="283" w:start="709"/>
+        <w:jc w:val="start"/>
+        <w:rPr/>
+      </w:pPr>
+      <w:r>
+        <w:rPr/>
+        <w:t>Primary Developer for the LEAP application (Oil Lease Management tool), focusing on bug fixing and enhancements.</w:t>
+      </w:r>
+    </w:p>
+    <w:p>
+      <w:pPr>
+        <w:pStyle w:val="BodyText"/>
+        <w:numPr>
+          <w:ilvl w:val="0"/>
+          <w:numId w:val="19"/>
+        </w:numPr>
+        <w:tabs>
+          <w:tab w:val="left" w:pos="709" w:leader="none"/>
+        </w:tabs>
+        <w:bidi w:val="0"/>
+        <w:ind w:hanging="283" w:start="709"/>
+        <w:jc w:val="start"/>
+        <w:rPr/>
+      </w:pPr>
+      <w:r>
+        <w:rPr/>
+        <w:t>Utilized ASP.NET 4.0 with MVC architecture, C#, SQL 2008, and heavy JQuery.</w:t>
+      </w:r>
+    </w:p>
+    <w:p>
+      <w:pPr>
+        <w:pStyle w:val="BodyText"/>
+        <w:numPr>
+          <w:ilvl w:val="0"/>
+          <w:numId w:val="19"/>
+        </w:numPr>
+        <w:tabs>
+          <w:tab w:val="left" w:pos="709" w:leader="none"/>
+        </w:tabs>
+        <w:bidi w:val="0"/>
+        <w:ind w:hanging="283" w:start="709"/>
+        <w:jc w:val="start"/>
+        <w:rPr/>
+      </w:pPr>
+      <w:r>
+        <w:rPr/>
+        <w:t>Applied MVC, Abstract Factory, Factory, Observer, and Iterator design patterns.</w:t>
+      </w:r>
+    </w:p>
+    <w:p>
+      <w:pPr>
+        <w:pStyle w:val="BodyText"/>
+        <w:bidi w:val="0"/>
+        <w:jc w:val="start"/>
+        <w:rPr/>
+      </w:pPr>
+      <w:r>
+        <w:rPr>
+          <w:rStyle w:val="Strong"/>
+        </w:rPr>
+        <w:t>Royal &amp; Ross/Hartigen Project PowerOptix</w:t>
+      </w:r>
+      <w:r>
+        <w:rPr/>
+        <w:t xml:space="preserve"> | Houston, TX </w:t>
+      </w:r>
+      <w:r>
+        <w:rPr>
+          <w:rStyle w:val="Strong"/>
+        </w:rPr>
+        <w:t>Sr. Developer with Scrum</w:t>
+      </w:r>
+      <w:r>
+        <w:rPr/>
+        <w:t xml:space="preserve"> | 11/01/2013 – 01/10/2014</w:t>
+      </w:r>
+    </w:p>
+    <w:p>
+      <w:pPr>
+        <w:pStyle w:val="BodyText"/>
+        <w:numPr>
+          <w:ilvl w:val="0"/>
+          <w:numId w:val="20"/>
+        </w:numPr>
+        <w:tabs>
+          <w:tab w:val="left" w:pos="709" w:leader="none"/>
+        </w:tabs>
+        <w:bidi w:val="0"/>
+        <w:ind w:hanging="283" w:start="709"/>
+        <w:jc w:val="start"/>
+        <w:rPr/>
+      </w:pPr>
+      <w:r>
+        <w:rPr/>
+        <w:t>Provided bug fixes for the PowerOptix application and developed two modules for PJM, a regional transmission organization.</w:t>
+      </w:r>
+    </w:p>
+    <w:p>
+      <w:pPr>
+        <w:pStyle w:val="BodyText"/>
+        <w:numPr>
+          <w:ilvl w:val="0"/>
+          <w:numId w:val="20"/>
+        </w:numPr>
+        <w:tabs>
+          <w:tab w:val="left" w:pos="709" w:leader="none"/>
+        </w:tabs>
+        <w:bidi w:val="0"/>
+        <w:ind w:hanging="283" w:start="709"/>
+        <w:jc w:val="start"/>
+        <w:rPr/>
+      </w:pPr>
+      <w:r>
+        <w:rPr/>
+        <w:t>Used MVC 3, a custom Code Accelerator, AngularJS, Bootstrap, and JavaScript.</w:t>
+      </w:r>
+    </w:p>
+    <w:p>
+      <w:pPr>
+        <w:pStyle w:val="BodyText"/>
+        <w:bidi w:val="0"/>
+        <w:jc w:val="start"/>
+        <w:rPr/>
+      </w:pPr>
+      <w:r>
+        <w:rPr>
+          <w:rStyle w:val="Strong"/>
+        </w:rPr>
+        <w:t>Artech/HP Project CLQR</w:t>
+      </w:r>
+      <w:r>
+        <w:rPr/>
+        <w:t xml:space="preserve"> | Houston, TX </w:t>
+      </w:r>
+      <w:r>
+        <w:rPr>
+          <w:rStyle w:val="Strong"/>
+        </w:rPr>
+        <w:t>Sr. .NET Developer with Agile</w:t>
+      </w:r>
+      <w:r>
+        <w:rPr/>
+        <w:t xml:space="preserve"> | 04/2013 – 10/31/2013</w:t>
+      </w:r>
+    </w:p>
+    <w:p>
+      <w:pPr>
+        <w:pStyle w:val="BodyText"/>
+        <w:numPr>
+          <w:ilvl w:val="0"/>
+          <w:numId w:val="21"/>
+        </w:numPr>
+        <w:tabs>
+          <w:tab w:val="left" w:pos="709" w:leader="none"/>
+        </w:tabs>
+        <w:bidi w:val="0"/>
+        <w:ind w:hanging="283" w:start="709"/>
+        <w:jc w:val="start"/>
+        <w:rPr/>
+      </w:pPr>
+      <w:r>
+        <w:rPr/>
+        <w:t>Developed the Scheduling System for CLQR (Factory Defect Tracking &amp; Reporting System) using MVC4, JQuery, OO JavaScript, Knockout, Breeze, JSON, AJAX, Ninject, WebGrease, WebApi, and Entity Framework 5.</w:t>
+      </w:r>
+    </w:p>
+    <w:p>
+      <w:pPr>
+        <w:pStyle w:val="BodyText"/>
+        <w:numPr>
+          <w:ilvl w:val="0"/>
+          <w:numId w:val="21"/>
+        </w:numPr>
+        <w:tabs>
+          <w:tab w:val="left" w:pos="709" w:leader="none"/>
+        </w:tabs>
+        <w:bidi w:val="0"/>
+        <w:ind w:hanging="283" w:start="709"/>
+        <w:jc w:val="start"/>
+        <w:rPr/>
+      </w:pPr>
+      <w:r>
+        <w:rPr/>
+        <w:t>Architected the data access layer using Repository and Unit-of-work patterns.</w:t>
+      </w:r>
+    </w:p>
+    <w:p>
+      <w:pPr>
+        <w:pStyle w:val="BodyText"/>
+        <w:numPr>
+          <w:ilvl w:val="0"/>
+          <w:numId w:val="21"/>
+        </w:numPr>
+        <w:tabs>
+          <w:tab w:val="left" w:pos="709" w:leader="none"/>
+        </w:tabs>
+        <w:bidi w:val="0"/>
+        <w:ind w:hanging="283" w:start="709"/>
+        <w:jc w:val="start"/>
+        <w:rPr/>
+      </w:pPr>
+      <w:r>
+        <w:rPr/>
+        <w:t>Utilized MVC, Abstract Factory, Factory, Observer, and Iterator design patterns.</w:t>
+      </w:r>
+    </w:p>
+    <w:p>
+      <w:pPr>
+        <w:pStyle w:val="BodyText"/>
+        <w:bidi w:val="0"/>
+        <w:jc w:val="start"/>
+        <w:rPr/>
+      </w:pPr>
+      <w:r>
+        <w:rPr>
+          <w:rStyle w:val="Strong"/>
+        </w:rPr>
+        <w:t>M12 Systems</w:t>
+      </w:r>
+      <w:r>
+        <w:rPr/>
+        <w:t xml:space="preserve"> | Houston, TX </w:t>
+      </w:r>
+      <w:r>
+        <w:rPr>
+          <w:rStyle w:val="Strong"/>
+        </w:rPr>
+        <w:t>Freelancing</w:t>
+      </w:r>
+      <w:r>
+        <w:rPr/>
+        <w:t xml:space="preserve"> | 09/2012 – 03/15/2013</w:t>
+      </w:r>
+    </w:p>
+    <w:p>
+      <w:pPr>
+        <w:pStyle w:val="BodyText"/>
+        <w:numPr>
+          <w:ilvl w:val="0"/>
+          <w:numId w:val="22"/>
+        </w:numPr>
+        <w:tabs>
+          <w:tab w:val="left" w:pos="709" w:leader="none"/>
+        </w:tabs>
+        <w:bidi w:val="0"/>
+        <w:ind w:hanging="283" w:start="709"/>
+        <w:jc w:val="start"/>
+        <w:rPr/>
+      </w:pPr>
+      <w:r>
+        <w:rPr/>
+        <w:t>Researched MVC 4, Entity Framework 4+, Telerik Kendo-UI, and mobile technologies.</w:t>
+      </w:r>
+    </w:p>
+    <w:p>
+      <w:pPr>
+        <w:pStyle w:val="BodyText"/>
+        <w:numPr>
+          <w:ilvl w:val="0"/>
+          <w:numId w:val="22"/>
+        </w:numPr>
+        <w:tabs>
+          <w:tab w:val="left" w:pos="709" w:leader="none"/>
+        </w:tabs>
+        <w:bidi w:val="0"/>
+        <w:ind w:hanging="283" w:start="709"/>
+        <w:jc w:val="start"/>
+        <w:rPr/>
+      </w:pPr>
+      <w:r>
+        <w:rPr/>
+        <w:t>Consulted for G.H.C.A. on website redesign projects using MVC4, Repository, and Unit-of-work pattern architecture.</w:t>
+      </w:r>
+    </w:p>
+    <w:p>
+      <w:pPr>
+        <w:pStyle w:val="BodyText"/>
+        <w:numPr>
+          <w:ilvl w:val="0"/>
+          <w:numId w:val="22"/>
+        </w:numPr>
+        <w:tabs>
+          <w:tab w:val="left" w:pos="709" w:leader="none"/>
+        </w:tabs>
+        <w:bidi w:val="0"/>
+        <w:ind w:hanging="283" w:start="709"/>
+        <w:jc w:val="start"/>
+        <w:rPr/>
+      </w:pPr>
+      <w:r>
+        <w:rPr/>
+        <w:t>Developed a bug tracking module for Pinot’s Palette LLP and performed performance tuning on database indexes.</w:t>
+      </w:r>
+    </w:p>
+    <w:p>
+      <w:pPr>
+        <w:pStyle w:val="BodyText"/>
+        <w:numPr>
+          <w:ilvl w:val="0"/>
+          <w:numId w:val="22"/>
+        </w:numPr>
+        <w:tabs>
+          <w:tab w:val="left" w:pos="709" w:leader="none"/>
+        </w:tabs>
+        <w:bidi w:val="0"/>
+        <w:ind w:hanging="283" w:start="709"/>
+        <w:jc w:val="start"/>
+        <w:rPr/>
+      </w:pPr>
+      <w:r>
+        <w:rPr/>
+        <w:t>Contracted for RealEC project, performing MVC 3, JQuery, Knockout, and N-Hibernate development.</w:t>
+      </w:r>
+    </w:p>
+    <w:p>
+      <w:pPr>
+        <w:pStyle w:val="BodyText"/>
+        <w:bidi w:val="0"/>
+        <w:jc w:val="start"/>
+        <w:rPr/>
+      </w:pPr>
+      <w:r>
+        <w:rPr>
+          <w:rStyle w:val="Strong"/>
+        </w:rPr>
+        <w:t>ISolutions (Client: Hewlett Packard)</w:t>
+      </w:r>
+      <w:r>
+        <w:rPr/>
+        <w:t xml:space="preserve"> | Houston, TX </w:t>
+      </w:r>
+      <w:r>
+        <w:rPr>
+          <w:rStyle w:val="Strong"/>
+        </w:rPr>
+        <w:t>Senior .NET Developer</w:t>
+      </w:r>
+      <w:r>
+        <w:rPr/>
+        <w:t xml:space="preserve"> | 06/2012 – 08/2012</w:t>
+      </w:r>
+    </w:p>
+    <w:p>
+      <w:pPr>
+        <w:pStyle w:val="BodyText"/>
+        <w:numPr>
+          <w:ilvl w:val="0"/>
+          <w:numId w:val="23"/>
+        </w:numPr>
+        <w:tabs>
+          <w:tab w:val="left" w:pos="709" w:leader="none"/>
+        </w:tabs>
+        <w:bidi w:val="0"/>
+        <w:ind w:hanging="283" w:start="709"/>
+        <w:jc w:val="start"/>
+        <w:rPr/>
+      </w:pPr>
+      <w:r>
+        <w:rPr/>
+        <w:t>Contributed to the architecture of a Product Registration Application using MVC 3; utilized TFS for bug tracking and task assignment.</w:t>
+      </w:r>
+    </w:p>
+    <w:p>
+      <w:pPr>
+        <w:pStyle w:val="BodyText"/>
         <w:bidi w:val="0"/>
         <w:ind w:hanging="0" w:start="0"/>
         <w:jc w:val="start"/>
@@ -1267,84 +2352,41 @@
         <w:rPr>
           <w:rStyle w:val="Strong"/>
         </w:rPr>
-        <w:t>Senda/United Airlines</w:t>
-      </w:r>
-      <w:r>
-        <w:rPr/>
-        <w:t xml:space="preserve"> | Houston </w:t>
+        <w:t>ObjectWin Technologies (Client: United Airlines)</w:t>
+      </w:r>
+      <w:r>
+        <w:rPr/>
+        <w:t xml:space="preserve"> | Houston, TX </w:t>
       </w:r>
       <w:r>
         <w:rPr>
           <w:rStyle w:val="Strong"/>
         </w:rPr>
-        <w:t>Web Developer (ASP.NET/Open Source)</w:t>
-      </w:r>
-      <w:r>
-        <w:rPr/>
-        <w:t xml:space="preserve"> | 03/01/2017 – 09/12/2017</w:t>
-      </w:r>
-    </w:p>
-    <w:p>
-      <w:pPr>
-        <w:pStyle w:val="BodyText"/>
-        <w:numPr>
-          <w:ilvl w:val="0"/>
-          <w:numId w:val="13"/>
-        </w:numPr>
-        <w:tabs>
-          <w:tab w:val="clear" w:pos="709"/>
-          <w:tab w:val="left" w:pos="709" w:leader="none"/>
-        </w:tabs>
-        <w:bidi w:val="0"/>
-        <w:ind w:hanging="283" w:start="709"/>
-        <w:jc w:val="start"/>
-        <w:rPr/>
-      </w:pPr>
-      <w:r>
-        <w:rPr/>
-        <w:t>Key front-end developer for the Flight Attendant Dashboard, transitioning the project from Angular 1.6 Component Architecture to Angular 2/4.</w:t>
-      </w:r>
-    </w:p>
-    <w:p>
-      <w:pPr>
-        <w:pStyle w:val="BodyText"/>
-        <w:numPr>
-          <w:ilvl w:val="0"/>
-          <w:numId w:val="13"/>
-        </w:numPr>
-        <w:tabs>
-          <w:tab w:val="clear" w:pos="709"/>
-          <w:tab w:val="left" w:pos="709" w:leader="none"/>
-        </w:tabs>
-        <w:bidi w:val="0"/>
-        <w:ind w:hanging="283" w:start="709"/>
-        <w:jc w:val="start"/>
-        <w:rPr/>
-      </w:pPr>
-      <w:r>
-        <w:rPr/>
-        <w:t>Utilized RXJS, WebApi, Bootstrap UI, Jasmine, Karma for unit testing, and TFS in a Scrum environment.</w:t>
-      </w:r>
-    </w:p>
-    <w:p>
-      <w:pPr>
-        <w:pStyle w:val="BodyText"/>
-        <w:numPr>
-          <w:ilvl w:val="0"/>
-          <w:numId w:val="13"/>
-        </w:numPr>
-        <w:tabs>
-          <w:tab w:val="clear" w:pos="709"/>
-          <w:tab w:val="left" w:pos="709" w:leader="none"/>
-        </w:tabs>
-        <w:bidi w:val="0"/>
-        <w:ind w:hanging="283" w:start="709"/>
-        <w:jc w:val="start"/>
-        <w:rPr/>
-      </w:pPr>
-      <w:r>
-        <w:rPr/>
-        <w:t>Developed with C#, MS MVC (Razor), and WebAPI in an Angular/MVC Hybrid application.</w:t>
+        <w:t>Senior .NET Developer</w:t>
+      </w:r>
+      <w:r>
+        <w:rPr/>
+        <w:t xml:space="preserve"> | 03/2012 – 05/2012</w:t>
+      </w:r>
+    </w:p>
+    <w:p>
+      <w:pPr>
+        <w:pStyle w:val="BodyText"/>
+        <w:numPr>
+          <w:ilvl w:val="0"/>
+          <w:numId w:val="24"/>
+        </w:numPr>
+        <w:tabs>
+          <w:tab w:val="left" w:pos="709" w:leader="none"/>
+        </w:tabs>
+        <w:bidi w:val="0"/>
+        <w:ind w:hanging="283" w:start="709"/>
+        <w:jc w:val="start"/>
+        <w:rPr/>
+      </w:pPr>
+      <w:r>
+        <w:rPr/>
+        <w:t>Developed the Catering Management App using VS 2010, C#, MVC3, WCF, Service, Unit of Work, and Repository Patterns, TFS, EF4, JavaScript, and JQuery.</w:t>
       </w:r>
     </w:p>
     <w:p>
@@ -1358,869 +2400,20 @@
         <w:rPr>
           <w:rStyle w:val="Strong"/>
         </w:rPr>
-        <w:t>Centaurus</w:t>
-      </w:r>
-      <w:r>
-        <w:rPr/>
-        <w:t xml:space="preserve"> | Dallas/New Orleans, LA </w:t>
+        <w:t>Avanade Technical Services (Client: MD Anderson C.C.)</w:t>
+      </w:r>
+      <w:r>
+        <w:rPr/>
+        <w:t xml:space="preserve"> | Houston, TX </w:t>
       </w:r>
       <w:r>
         <w:rPr>
           <w:rStyle w:val="Strong"/>
         </w:rPr>
-        <w:t>Web Developer (ASP.NET/Open Source)</w:t>
-      </w:r>
-      <w:r>
-        <w:rPr/>
-        <w:t xml:space="preserve"> | 03/01/2016 – 10/17/2016</w:t>
-      </w:r>
-    </w:p>
-    <w:p>
-      <w:pPr>
-        <w:pStyle w:val="BodyText"/>
-        <w:numPr>
-          <w:ilvl w:val="0"/>
-          <w:numId w:val="14"/>
-        </w:numPr>
-        <w:tabs>
-          <w:tab w:val="clear" w:pos="709"/>
-          <w:tab w:val="left" w:pos="709" w:leader="none"/>
-        </w:tabs>
-        <w:bidi w:val="0"/>
-        <w:ind w:hanging="283" w:start="709"/>
-        <w:jc w:val="start"/>
-        <w:rPr/>
-      </w:pPr>
-      <w:r>
-        <w:rPr/>
-        <w:t>Developed a Single Page Application with a Service Layer (WebApi, C#) for Flight Safety, presenting performance metrics and revenue reviews.</w:t>
-      </w:r>
-    </w:p>
-    <w:p>
-      <w:pPr>
-        <w:pStyle w:val="BodyText"/>
-        <w:numPr>
-          <w:ilvl w:val="0"/>
-          <w:numId w:val="14"/>
-        </w:numPr>
-        <w:tabs>
-          <w:tab w:val="clear" w:pos="709"/>
-          <w:tab w:val="left" w:pos="709" w:leader="none"/>
-        </w:tabs>
-        <w:bidi w:val="0"/>
-        <w:ind w:hanging="283" w:start="709"/>
-        <w:jc w:val="start"/>
-        <w:rPr/>
-      </w:pPr>
-      <w:r>
-        <w:rPr/>
-        <w:t>Utilized C#, MVC, Angular, TypeScript, D3 for Graphs and Charting, Git, Karma, MSSQL, Linq to Entities (LinqPad), Jasmine, and TFS.</w:t>
-      </w:r>
-    </w:p>
-    <w:p>
-      <w:pPr>
-        <w:pStyle w:val="BodyText"/>
-        <w:bidi w:val="0"/>
-        <w:jc w:val="start"/>
-        <w:rPr/>
-      </w:pPr>
-      <w:r>
-        <w:rPr>
-          <w:rStyle w:val="Strong"/>
-        </w:rPr>
-        <w:t>OIS Inc/M12 Systems</w:t>
-      </w:r>
-      <w:r>
-        <w:rPr/>
-        <w:t xml:space="preserve"> | Houston, TX </w:t>
-      </w:r>
-      <w:r>
-        <w:rPr>
-          <w:rStyle w:val="Strong"/>
-        </w:rPr>
-        <w:t>Web Developer</w:t>
-      </w:r>
-      <w:r>
-        <w:rPr/>
-        <w:t xml:space="preserve"> | 11/01/2015 – 02/15/2016</w:t>
-      </w:r>
-    </w:p>
-    <w:p>
-      <w:pPr>
-        <w:pStyle w:val="BodyText"/>
-        <w:numPr>
-          <w:ilvl w:val="0"/>
-          <w:numId w:val="15"/>
-        </w:numPr>
-        <w:tabs>
-          <w:tab w:val="clear" w:pos="709"/>
-          <w:tab w:val="left" w:pos="709" w:leader="none"/>
-        </w:tabs>
-        <w:bidi w:val="0"/>
-        <w:ind w:hanging="283" w:start="709"/>
-        <w:jc w:val="start"/>
-        <w:rPr/>
-      </w:pPr>
-      <w:r>
-        <w:rPr/>
-        <w:t>Developed a mini SPA front-end with Middle-Tier, DAL, and Service layer for a Charter Boat App.</w:t>
-      </w:r>
-    </w:p>
-    <w:p>
-      <w:pPr>
-        <w:pStyle w:val="BodyText"/>
-        <w:numPr>
-          <w:ilvl w:val="0"/>
-          <w:numId w:val="15"/>
-        </w:numPr>
-        <w:tabs>
-          <w:tab w:val="clear" w:pos="709"/>
-          <w:tab w:val="left" w:pos="709" w:leader="none"/>
-        </w:tabs>
-        <w:bidi w:val="0"/>
-        <w:ind w:hanging="283" w:start="709"/>
-        <w:jc w:val="start"/>
-        <w:rPr/>
-      </w:pPr>
-      <w:r>
-        <w:rPr/>
-        <w:t>Technologies included MVC 4, AngularJS, CSS3, HTML5, WebApi 2/OData 2, EF6, MS-SQL, C#, Repository, LoDash, Bootstrap, and Factory patterns.</w:t>
-      </w:r>
-    </w:p>
-    <w:p>
-      <w:pPr>
-        <w:pStyle w:val="BodyText"/>
-        <w:bidi w:val="0"/>
-        <w:jc w:val="start"/>
-        <w:rPr/>
-      </w:pPr>
-      <w:r>
-        <w:rPr>
-          <w:rStyle w:val="Strong"/>
-        </w:rPr>
-        <w:t>OIS Inc/M12 Systems</w:t>
-      </w:r>
-      <w:r>
-        <w:rPr/>
-        <w:t xml:space="preserve"> | Houston, TX </w:t>
-      </w:r>
-      <w:r>
-        <w:rPr>
-          <w:rStyle w:val="Strong"/>
-        </w:rPr>
-        <w:t>Lead Developer/Architect</w:t>
-      </w:r>
-      <w:r>
-        <w:rPr/>
-        <w:t xml:space="preserve"> | 05/15/2015 – 10/25/2015</w:t>
-      </w:r>
-    </w:p>
-    <w:p>
-      <w:pPr>
-        <w:pStyle w:val="BodyText"/>
-        <w:numPr>
-          <w:ilvl w:val="0"/>
-          <w:numId w:val="16"/>
-        </w:numPr>
-        <w:tabs>
-          <w:tab w:val="clear" w:pos="709"/>
-          <w:tab w:val="left" w:pos="709" w:leader="none"/>
-        </w:tabs>
-        <w:bidi w:val="0"/>
-        <w:ind w:hanging="283" w:start="709"/>
-        <w:jc w:val="start"/>
-        <w:rPr/>
-      </w:pPr>
-      <w:r>
-        <w:rPr/>
-        <w:t>Led development of the Ferrell Colony Manager app, an AngularJS SPA front-end with Middle-Tier, DAL, and Service layer.</w:t>
-      </w:r>
-    </w:p>
-    <w:p>
-      <w:pPr>
-        <w:pStyle w:val="BodyText"/>
-        <w:numPr>
-          <w:ilvl w:val="0"/>
-          <w:numId w:val="16"/>
-        </w:numPr>
-        <w:tabs>
-          <w:tab w:val="clear" w:pos="709"/>
-          <w:tab w:val="left" w:pos="709" w:leader="none"/>
-        </w:tabs>
-        <w:bidi w:val="0"/>
-        <w:ind w:hanging="283" w:start="709"/>
-        <w:jc w:val="start"/>
-        <w:rPr/>
-      </w:pPr>
-      <w:r>
-        <w:rPr/>
-        <w:t>Utilized MongoDB, CSS3, HTML5, WebApi, EF6, MS-SQL, C#, Repository, and Factory patterns.</w:t>
-      </w:r>
-    </w:p>
-    <w:p>
-      <w:pPr>
-        <w:pStyle w:val="BodyText"/>
-        <w:bidi w:val="0"/>
-        <w:jc w:val="start"/>
-        <w:rPr/>
-      </w:pPr>
-      <w:r>
-        <w:rPr>
-          <w:rStyle w:val="Strong"/>
-        </w:rPr>
-        <w:t>Hexa-Group/SLB project</w:t>
-      </w:r>
-      <w:r>
-        <w:rPr/>
-        <w:t xml:space="preserve"> | Houston, TX </w:t>
-      </w:r>
-      <w:r>
-        <w:rPr>
-          <w:rStyle w:val="Strong"/>
-        </w:rPr>
-        <w:t>Sr. .NET Developer/Architect</w:t>
-      </w:r>
-      <w:r>
-        <w:rPr/>
-        <w:t xml:space="preserve"> | 02/15/2015 – 05/01/2015</w:t>
-      </w:r>
-    </w:p>
-    <w:p>
-      <w:pPr>
-        <w:pStyle w:val="BodyText"/>
-        <w:numPr>
-          <w:ilvl w:val="0"/>
-          <w:numId w:val="17"/>
-        </w:numPr>
-        <w:tabs>
-          <w:tab w:val="clear" w:pos="709"/>
-          <w:tab w:val="left" w:pos="709" w:leader="none"/>
-        </w:tabs>
-        <w:bidi w:val="0"/>
-        <w:ind w:hanging="283" w:start="709"/>
-        <w:jc w:val="start"/>
-        <w:rPr/>
-      </w:pPr>
-      <w:r>
-        <w:rPr/>
-        <w:t>Architected and developed Middle-Tier and Data Access Layer using Code First and Repository Design Pattern.</w:t>
-      </w:r>
-    </w:p>
-    <w:p>
-      <w:pPr>
-        <w:pStyle w:val="BodyText"/>
-        <w:numPr>
-          <w:ilvl w:val="0"/>
-          <w:numId w:val="17"/>
-        </w:numPr>
-        <w:tabs>
-          <w:tab w:val="clear" w:pos="709"/>
-          <w:tab w:val="left" w:pos="709" w:leader="none"/>
-        </w:tabs>
-        <w:bidi w:val="0"/>
-        <w:ind w:hanging="283" w:start="709"/>
-        <w:jc w:val="start"/>
-        <w:rPr/>
-      </w:pPr>
-      <w:r>
-        <w:rPr/>
-        <w:t>Performed integration work using .NET WebApi2 and consumed Siebel with Web Services via C# and WSDL.</w:t>
-      </w:r>
-    </w:p>
-    <w:p>
-      <w:pPr>
-        <w:pStyle w:val="BodyText"/>
-        <w:numPr>
-          <w:ilvl w:val="0"/>
-          <w:numId w:val="17"/>
-        </w:numPr>
-        <w:tabs>
-          <w:tab w:val="clear" w:pos="709"/>
-          <w:tab w:val="left" w:pos="709" w:leader="none"/>
-        </w:tabs>
-        <w:bidi w:val="0"/>
-        <w:ind w:hanging="283" w:start="709"/>
-        <w:jc w:val="start"/>
-        <w:rPr/>
-      </w:pPr>
-      <w:r>
-        <w:rPr/>
-        <w:t>Worked with Visual Studio 2013, MVC (Razor), TFS 2013, MS-SQL 2013, WebStorm, C#, .NET, Entity Framework 6, Linq to Entities (LinqPad), MongoDB, and custom SPA Architecture.</w:t>
-      </w:r>
-    </w:p>
-    <w:p>
-      <w:pPr>
-        <w:pStyle w:val="BodyText"/>
-        <w:bidi w:val="0"/>
-        <w:jc w:val="start"/>
-        <w:rPr/>
-      </w:pPr>
-      <w:r>
-        <w:rPr>
-          <w:rStyle w:val="Strong"/>
-        </w:rPr>
-        <w:t>Int Tech/Stewart Title project</w:t>
-      </w:r>
-      <w:r>
-        <w:rPr/>
-        <w:t xml:space="preserve"> | Houston, TX </w:t>
-      </w:r>
-      <w:r>
-        <w:rPr>
-          <w:rStyle w:val="Strong"/>
-        </w:rPr>
-        <w:t>Sr. .NET Developer with Agile</w:t>
-      </w:r>
-      <w:r>
-        <w:rPr/>
-        <w:t xml:space="preserve"> | 09/15/2014 – 02/01/2015</w:t>
-      </w:r>
-    </w:p>
-    <w:p>
-      <w:pPr>
-        <w:pStyle w:val="BodyText"/>
-        <w:numPr>
-          <w:ilvl w:val="0"/>
-          <w:numId w:val="18"/>
-        </w:numPr>
-        <w:tabs>
-          <w:tab w:val="clear" w:pos="709"/>
-          <w:tab w:val="left" w:pos="709" w:leader="none"/>
-        </w:tabs>
-        <w:bidi w:val="0"/>
-        <w:ind w:hanging="283" w:start="709"/>
-        <w:jc w:val="start"/>
-        <w:rPr/>
-      </w:pPr>
-      <w:r>
-        <w:rPr/>
-        <w:t>Served as Lead Developer/Architect for a Standalone Order Entry application, a responsive SPA using CSS3, HTML5, ASP.NET/MVC 4, Hot-towel SPA template, Breeze, AngularJS, JSON, and WebAPI2.</w:t>
-      </w:r>
-    </w:p>
-    <w:p>
-      <w:pPr>
-        <w:pStyle w:val="BodyText"/>
-        <w:numPr>
-          <w:ilvl w:val="0"/>
-          <w:numId w:val="18"/>
-        </w:numPr>
-        <w:tabs>
-          <w:tab w:val="clear" w:pos="709"/>
-          <w:tab w:val="left" w:pos="709" w:leader="none"/>
-        </w:tabs>
-        <w:bidi w:val="0"/>
-        <w:ind w:hanging="283" w:start="709"/>
-        <w:jc w:val="start"/>
-        <w:rPr/>
-      </w:pPr>
-      <w:r>
-        <w:rPr/>
-        <w:t>Implemented MVC, Abstract Factory, Factory, Observer, and Iterator design patterns with Oracle and MSSQL back-ends.</w:t>
-      </w:r>
-    </w:p>
-    <w:p>
-      <w:pPr>
-        <w:pStyle w:val="BodyText"/>
-        <w:bidi w:val="0"/>
-        <w:jc w:val="start"/>
-        <w:rPr/>
-      </w:pPr>
-      <w:r>
-        <w:rPr>
-          <w:rStyle w:val="Strong"/>
-        </w:rPr>
-        <w:t>Oxford/Sunoco Project</w:t>
-      </w:r>
-      <w:r>
-        <w:rPr/>
-        <w:t xml:space="preserve"> | Sugarland, TX </w:t>
-      </w:r>
-      <w:r>
-        <w:rPr>
-          <w:rStyle w:val="Strong"/>
-        </w:rPr>
-        <w:t>Sr. .NET Developer with Agile</w:t>
-      </w:r>
-      <w:r>
-        <w:rPr/>
-        <w:t xml:space="preserve"> | 04/01/2014 – 08/15/2014</w:t>
-      </w:r>
-    </w:p>
-    <w:p>
-      <w:pPr>
-        <w:pStyle w:val="BodyText"/>
-        <w:numPr>
-          <w:ilvl w:val="0"/>
-          <w:numId w:val="19"/>
-        </w:numPr>
-        <w:tabs>
-          <w:tab w:val="clear" w:pos="709"/>
-          <w:tab w:val="left" w:pos="709" w:leader="none"/>
-        </w:tabs>
-        <w:bidi w:val="0"/>
-        <w:ind w:hanging="283" w:start="709"/>
-        <w:jc w:val="start"/>
-        <w:rPr/>
-      </w:pPr>
-      <w:r>
-        <w:rPr/>
-        <w:t>Primary Developer for the LEAP application (Oil Lease Management tool), focusing on bug fixing and enhancements.</w:t>
-      </w:r>
-    </w:p>
-    <w:p>
-      <w:pPr>
-        <w:pStyle w:val="BodyText"/>
-        <w:numPr>
-          <w:ilvl w:val="0"/>
-          <w:numId w:val="19"/>
-        </w:numPr>
-        <w:tabs>
-          <w:tab w:val="clear" w:pos="709"/>
-          <w:tab w:val="left" w:pos="709" w:leader="none"/>
-        </w:tabs>
-        <w:bidi w:val="0"/>
-        <w:ind w:hanging="283" w:start="709"/>
-        <w:jc w:val="start"/>
-        <w:rPr/>
-      </w:pPr>
-      <w:r>
-        <w:rPr/>
-        <w:t>Utilized ASP.NET 4.0 with MVC architecture, C#, SQL 2008, and heavy JQuery.</w:t>
-      </w:r>
-    </w:p>
-    <w:p>
-      <w:pPr>
-        <w:pStyle w:val="BodyText"/>
-        <w:numPr>
-          <w:ilvl w:val="0"/>
-          <w:numId w:val="19"/>
-        </w:numPr>
-        <w:tabs>
-          <w:tab w:val="clear" w:pos="709"/>
-          <w:tab w:val="left" w:pos="709" w:leader="none"/>
-        </w:tabs>
-        <w:bidi w:val="0"/>
-        <w:ind w:hanging="283" w:start="709"/>
-        <w:jc w:val="start"/>
-        <w:rPr/>
-      </w:pPr>
-      <w:r>
-        <w:rPr/>
-        <w:t>Applied MVC, Abstract Factory, Factory, Observer, and Iterator design patterns.</w:t>
-      </w:r>
-    </w:p>
-    <w:p>
-      <w:pPr>
-        <w:pStyle w:val="BodyText"/>
-        <w:bidi w:val="0"/>
-        <w:jc w:val="start"/>
-        <w:rPr/>
-      </w:pPr>
-      <w:r>
-        <w:rPr>
-          <w:rStyle w:val="Strong"/>
-        </w:rPr>
-        <w:t>Royal &amp; Ross/Hartigen Project PowerOptix</w:t>
-      </w:r>
-      <w:r>
-        <w:rPr/>
-        <w:t xml:space="preserve"> | Houston, TX </w:t>
-      </w:r>
-      <w:r>
-        <w:rPr>
-          <w:rStyle w:val="Strong"/>
-        </w:rPr>
-        <w:t>Sr. Developer with Scrum</w:t>
-      </w:r>
-      <w:r>
-        <w:rPr/>
-        <w:t xml:space="preserve"> | 11/01/2013 – 01/10/2014</w:t>
-      </w:r>
-    </w:p>
-    <w:p>
-      <w:pPr>
-        <w:pStyle w:val="BodyText"/>
-        <w:numPr>
-          <w:ilvl w:val="0"/>
-          <w:numId w:val="20"/>
-        </w:numPr>
-        <w:tabs>
-          <w:tab w:val="clear" w:pos="709"/>
-          <w:tab w:val="left" w:pos="709" w:leader="none"/>
-        </w:tabs>
-        <w:bidi w:val="0"/>
-        <w:ind w:hanging="283" w:start="709"/>
-        <w:jc w:val="start"/>
-        <w:rPr/>
-      </w:pPr>
-      <w:r>
-        <w:rPr/>
-        <w:t>Provided bug fixes for the PowerOptix application and developed two modules for PJM, a regional transmission organization.</w:t>
-      </w:r>
-    </w:p>
-    <w:p>
-      <w:pPr>
-        <w:pStyle w:val="BodyText"/>
-        <w:numPr>
-          <w:ilvl w:val="0"/>
-          <w:numId w:val="20"/>
-        </w:numPr>
-        <w:tabs>
-          <w:tab w:val="clear" w:pos="709"/>
-          <w:tab w:val="left" w:pos="709" w:leader="none"/>
-        </w:tabs>
-        <w:bidi w:val="0"/>
-        <w:ind w:hanging="283" w:start="709"/>
-        <w:jc w:val="start"/>
-        <w:rPr/>
-      </w:pPr>
-      <w:r>
-        <w:rPr/>
-        <w:t>Used MVC 3, a custom Code Accelerator, AngularJS, Bootstrap, and JavaScript.</w:t>
-      </w:r>
-    </w:p>
-    <w:p>
-      <w:pPr>
-        <w:pStyle w:val="BodyText"/>
-        <w:bidi w:val="0"/>
-        <w:jc w:val="start"/>
-        <w:rPr/>
-      </w:pPr>
-      <w:r>
-        <w:rPr>
-          <w:rStyle w:val="Strong"/>
-        </w:rPr>
-        <w:t>Artech/HP Project CLQR</w:t>
-      </w:r>
-      <w:r>
-        <w:rPr/>
-        <w:t xml:space="preserve"> | Houston, TX </w:t>
-      </w:r>
-      <w:r>
-        <w:rPr>
-          <w:rStyle w:val="Strong"/>
-        </w:rPr>
-        <w:t>Sr. .NET Developer with Agile</w:t>
-      </w:r>
-      <w:r>
-        <w:rPr/>
-        <w:t xml:space="preserve"> | 04/2013 – 10/31/2013</w:t>
-      </w:r>
-    </w:p>
-    <w:p>
-      <w:pPr>
-        <w:pStyle w:val="BodyText"/>
-        <w:numPr>
-          <w:ilvl w:val="0"/>
-          <w:numId w:val="21"/>
-        </w:numPr>
-        <w:tabs>
-          <w:tab w:val="clear" w:pos="709"/>
-          <w:tab w:val="left" w:pos="709" w:leader="none"/>
-        </w:tabs>
-        <w:bidi w:val="0"/>
-        <w:ind w:hanging="283" w:start="709"/>
-        <w:jc w:val="start"/>
-        <w:rPr/>
-      </w:pPr>
-      <w:r>
-        <w:rPr/>
-        <w:t>Developed the Scheduling System for CLQR (Factory Defect Tracking &amp; Reporting System) using MVC4, JQuery, OO JavaScript, Knockout, Breeze, JSON, AJAX, Ninject, WebGrease, WebApi, and Entity Framework 5.</w:t>
-      </w:r>
-    </w:p>
-    <w:p>
-      <w:pPr>
-        <w:pStyle w:val="BodyText"/>
-        <w:numPr>
-          <w:ilvl w:val="0"/>
-          <w:numId w:val="21"/>
-        </w:numPr>
-        <w:tabs>
-          <w:tab w:val="clear" w:pos="709"/>
-          <w:tab w:val="left" w:pos="709" w:leader="none"/>
-        </w:tabs>
-        <w:bidi w:val="0"/>
-        <w:ind w:hanging="283" w:start="709"/>
-        <w:jc w:val="start"/>
-        <w:rPr/>
-      </w:pPr>
-      <w:r>
-        <w:rPr/>
-        <w:t>Architected the data access layer using Repository and Unit-of-work patterns.</w:t>
-      </w:r>
-    </w:p>
-    <w:p>
-      <w:pPr>
-        <w:pStyle w:val="BodyText"/>
-        <w:numPr>
-          <w:ilvl w:val="0"/>
-          <w:numId w:val="21"/>
-        </w:numPr>
-        <w:tabs>
-          <w:tab w:val="clear" w:pos="709"/>
-          <w:tab w:val="left" w:pos="709" w:leader="none"/>
-        </w:tabs>
-        <w:bidi w:val="0"/>
-        <w:ind w:hanging="283" w:start="709"/>
-        <w:jc w:val="start"/>
-        <w:rPr/>
-      </w:pPr>
-      <w:r>
-        <w:rPr/>
-        <w:t>Utilized MVC, Abstract Factory, Factory, Observer, and Iterator design patterns.</w:t>
-      </w:r>
-    </w:p>
-    <w:p>
-      <w:pPr>
-        <w:pStyle w:val="BodyText"/>
-        <w:bidi w:val="0"/>
-        <w:jc w:val="start"/>
-        <w:rPr/>
-      </w:pPr>
-      <w:r>
-        <w:rPr>
-          <w:rStyle w:val="Strong"/>
-        </w:rPr>
-        <w:t>M12 Systems</w:t>
-      </w:r>
-      <w:r>
-        <w:rPr/>
-        <w:t xml:space="preserve"> | Houston, TX </w:t>
-      </w:r>
-      <w:r>
-        <w:rPr>
-          <w:rStyle w:val="Strong"/>
-        </w:rPr>
-        <w:t>Sr. .NET Developer</w:t>
-      </w:r>
-      <w:r>
-        <w:rPr/>
-        <w:t xml:space="preserve"> | 09/2012 – 03/15/2013</w:t>
-      </w:r>
-    </w:p>
-    <w:p>
-      <w:pPr>
-        <w:pStyle w:val="BodyText"/>
-        <w:numPr>
-          <w:ilvl w:val="0"/>
-          <w:numId w:val="22"/>
-        </w:numPr>
-        <w:tabs>
-          <w:tab w:val="clear" w:pos="709"/>
-          <w:tab w:val="left" w:pos="709" w:leader="none"/>
-        </w:tabs>
-        <w:bidi w:val="0"/>
-        <w:ind w:hanging="283" w:start="709"/>
-        <w:jc w:val="start"/>
-        <w:rPr/>
-      </w:pPr>
-      <w:r>
-        <w:rPr/>
-        <w:t>Researched MVC 4, Entity Framework 4+, Telerik Kendo-UI, and mobile technologies.</w:t>
-      </w:r>
-    </w:p>
-    <w:p>
-      <w:pPr>
-        <w:pStyle w:val="BodyText"/>
-        <w:numPr>
-          <w:ilvl w:val="0"/>
-          <w:numId w:val="22"/>
-        </w:numPr>
-        <w:tabs>
-          <w:tab w:val="clear" w:pos="709"/>
-          <w:tab w:val="left" w:pos="709" w:leader="none"/>
-        </w:tabs>
-        <w:bidi w:val="0"/>
-        <w:ind w:hanging="283" w:start="709"/>
-        <w:jc w:val="start"/>
-        <w:rPr/>
-      </w:pPr>
-      <w:r>
-        <w:rPr/>
-        <w:t>Consulted for G.H.C.A. on website redesign projects using MVC4, Repository, and Unit-of-work pattern architecture.</w:t>
-      </w:r>
-    </w:p>
-    <w:p>
-      <w:pPr>
-        <w:pStyle w:val="BodyText"/>
-        <w:numPr>
-          <w:ilvl w:val="0"/>
-          <w:numId w:val="22"/>
-        </w:numPr>
-        <w:tabs>
-          <w:tab w:val="clear" w:pos="709"/>
-          <w:tab w:val="left" w:pos="709" w:leader="none"/>
-        </w:tabs>
-        <w:bidi w:val="0"/>
-        <w:ind w:hanging="283" w:start="709"/>
-        <w:jc w:val="start"/>
-        <w:rPr/>
-      </w:pPr>
-      <w:r>
-        <w:rPr/>
-        <w:t>Developed a bug tracking module for Pinot’s Palette LLP and performed performance tuning on database indexes.</w:t>
-      </w:r>
-    </w:p>
-    <w:p>
-      <w:pPr>
-        <w:pStyle w:val="BodyText"/>
-        <w:numPr>
-          <w:ilvl w:val="0"/>
-          <w:numId w:val="22"/>
-        </w:numPr>
-        <w:tabs>
-          <w:tab w:val="clear" w:pos="709"/>
-          <w:tab w:val="left" w:pos="709" w:leader="none"/>
-        </w:tabs>
-        <w:bidi w:val="0"/>
-        <w:ind w:hanging="283" w:start="709"/>
-        <w:jc w:val="start"/>
-        <w:rPr/>
-      </w:pPr>
-      <w:r>
-        <w:rPr/>
-        <w:t>Contracted for RealEC project, performing MVC 3, JQuery, Knockout, and N-Hibernate development.</w:t>
-      </w:r>
-    </w:p>
-    <w:p>
-      <w:pPr>
-        <w:pStyle w:val="BodyText"/>
-        <w:bidi w:val="0"/>
-        <w:jc w:val="start"/>
-        <w:rPr/>
-      </w:pPr>
-      <w:r>
-        <w:rPr>
-          <w:rStyle w:val="Strong"/>
-        </w:rPr>
-        <w:t>ISolutions (Client: Hewlett Packard)</w:t>
-      </w:r>
-      <w:r>
-        <w:rPr/>
-        <w:t xml:space="preserve"> | Houston, TX </w:t>
-      </w:r>
-      <w:r>
-        <w:rPr>
-          <w:rStyle w:val="Strong"/>
-        </w:rPr>
         <w:t>Senior .NET Developer</w:t>
       </w:r>
       <w:r>
         <w:rPr/>
-        <w:t xml:space="preserve"> | 06/2012 – 08/2012</w:t>
-      </w:r>
-    </w:p>
-    <w:p>
-      <w:pPr>
-        <w:pStyle w:val="BodyText"/>
-        <w:numPr>
-          <w:ilvl w:val="0"/>
-          <w:numId w:val="23"/>
-        </w:numPr>
-        <w:tabs>
-          <w:tab w:val="clear" w:pos="709"/>
-          <w:tab w:val="left" w:pos="709" w:leader="none"/>
-        </w:tabs>
-        <w:bidi w:val="0"/>
-        <w:ind w:hanging="283" w:start="709"/>
-        <w:jc w:val="start"/>
-        <w:rPr/>
-      </w:pPr>
-      <w:r>
-        <w:rPr/>
-        <w:t>Contributed to the architecture of a Product Registration Application using MVC 3; utilized TFS for bug tracking and task assignment.</w:t>
-      </w:r>
-    </w:p>
-    <w:p>
-      <w:pPr>
-        <w:pStyle w:val="BodyText"/>
-        <w:numPr>
-          <w:ilvl w:val="0"/>
-          <w:numId w:val="0"/>
-        </w:numPr>
-        <w:bidi w:val="0"/>
-        <w:ind w:hanging="0" w:start="0"/>
-        <w:jc w:val="start"/>
-        <w:rPr/>
-      </w:pPr>
-      <w:r>
-        <w:rPr/>
-      </w:r>
-    </w:p>
-    <w:p>
-      <w:pPr>
-        <w:pStyle w:val="BodyText"/>
-        <w:bidi w:val="0"/>
-        <w:jc w:val="start"/>
-        <w:rPr/>
-      </w:pPr>
-      <w:r>
-        <w:rPr>
-          <w:rStyle w:val="Strong"/>
-        </w:rPr>
-        <w:t>ObjectWin Technologies (Client: United Airlines)</w:t>
-      </w:r>
-      <w:r>
-        <w:rPr/>
-        <w:t xml:space="preserve"> | Houston, TX </w:t>
-      </w:r>
-      <w:r>
-        <w:rPr>
-          <w:rStyle w:val="Strong"/>
-        </w:rPr>
-        <w:t>Senior .NET Developer</w:t>
-      </w:r>
-      <w:r>
-        <w:rPr/>
-        <w:t xml:space="preserve"> | 03/2012 – 05/2012</w:t>
-      </w:r>
-    </w:p>
-    <w:p>
-      <w:pPr>
-        <w:pStyle w:val="BodyText"/>
-        <w:numPr>
-          <w:ilvl w:val="0"/>
-          <w:numId w:val="24"/>
-        </w:numPr>
-        <w:tabs>
-          <w:tab w:val="clear" w:pos="709"/>
-          <w:tab w:val="left" w:pos="709" w:leader="none"/>
-        </w:tabs>
-        <w:bidi w:val="0"/>
-        <w:ind w:hanging="283" w:start="709"/>
-        <w:jc w:val="start"/>
-        <w:rPr/>
-      </w:pPr>
-      <w:r>
-        <w:rPr/>
-        <w:t>Developed the Catering Management App using VS 2010, C#, MVC3, WCF, Service, Unit of Work, and Repository Patterns, TFS, EF4, JavaScript, and JQuery.</w:t>
-      </w:r>
-    </w:p>
-    <w:p>
-      <w:pPr>
-        <w:pStyle w:val="BodyText"/>
-        <w:bidi w:val="0"/>
-        <w:jc w:val="start"/>
-        <w:rPr/>
-      </w:pPr>
-      <w:r>
-        <w:rPr>
-          <w:rStyle w:val="Strong"/>
-        </w:rPr>
-        <w:t>Avanade Technical Services (Client: MD Anderson C.C.)</w:t>
-      </w:r>
-      <w:r>
-        <w:rPr/>
-        <w:t xml:space="preserve"> | Houston, TX </w:t>
-      </w:r>
-      <w:r>
-        <w:rPr>
-          <w:rStyle w:val="Strong"/>
-        </w:rPr>
-        <w:t>Senior .NET Developer</w:t>
-      </w:r>
-      <w:r>
-        <w:rPr/>
         <w:t xml:space="preserve"> | 01/2010 – 12/2011</w:t>
       </w:r>
     </w:p>
@@ -2232,7 +2425,6 @@
           <w:numId w:val="25"/>
         </w:numPr>
         <w:tabs>
-          <w:tab w:val="clear" w:pos="709"/>
           <w:tab w:val="left" w:pos="709" w:leader="none"/>
         </w:tabs>
         <w:bidi w:val="0"/>
@@ -2253,7 +2445,6 @@
           <w:numId w:val="25"/>
         </w:numPr>
         <w:tabs>
-          <w:tab w:val="clear" w:pos="709"/>
           <w:tab w:val="left" w:pos="709" w:leader="none"/>
         </w:tabs>
         <w:bidi w:val="0"/>
@@ -2274,7 +2465,6 @@
           <w:numId w:val="25"/>
         </w:numPr>
         <w:tabs>
-          <w:tab w:val="clear" w:pos="709"/>
           <w:tab w:val="left" w:pos="709" w:leader="none"/>
         </w:tabs>
         <w:bidi w:val="0"/>
@@ -2295,7 +2485,6 @@
           <w:numId w:val="25"/>
         </w:numPr>
         <w:tabs>
-          <w:tab w:val="clear" w:pos="709"/>
           <w:tab w:val="left" w:pos="709" w:leader="none"/>
         </w:tabs>
         <w:bidi w:val="0"/>
@@ -2318,18 +2507,440 @@
       <w:r>
         <w:rPr/>
         <w:t xml:space="preserve">From 01/2000 to 12/2009 I did contract work as a .NET Developer for several companies. </w:t>
+        <w:br/>
+        <w:br/>
+        <w:br/>
+      </w:r>
+      <w:r>
+        <w:rPr>
+          <w:b/>
+          <w:bCs/>
+          <w:sz w:val="56"/>
+          <w:szCs w:val="56"/>
+        </w:rPr>
+        <w:t>Cover Letter</w:t>
+      </w:r>
+    </w:p>
+    <w:p>
+      <w:pPr>
+        <w:pStyle w:val="Normal"/>
+        <w:bidi w:val="0"/>
+        <w:jc w:val="start"/>
+        <w:rPr/>
+      </w:pPr>
+      <w:r>
+        <w:rPr/>
+        <w:br/>
+      </w:r>
+      <w:r>
+        <w:rPr>
+          <w:rFonts w:eastAsia="Times New Roman" w:cs="Calibri" w:ascii="Calibri" w:hAnsi="Calibri"/>
+          <w:position w:val="0"/>
+          <w:sz w:val="24"/>
+          <w:sz w:val="24"/>
+          <w:szCs w:val="20"/>
+          <w:vertAlign w:val="baseline"/>
+        </w:rPr>
+        <w:t>Full Stack developer with 20</w:t>
+      </w:r>
+      <w:r>
+        <w:rPr>
+          <w:rStyle w:val="span"/>
+          <w:rFonts w:eastAsia="Times New Roman" w:cs="Calibri" w:ascii="Calibri" w:hAnsi="Calibri"/>
+          <w:color w:val="027580"/>
+          <w:position w:val="0"/>
+          <w:sz w:val="24"/>
+          <w:sz w:val="24"/>
+          <w:szCs w:val="24"/>
+          <w:vertAlign w:val="baseline"/>
+        </w:rPr>
+        <w:t>+</w:t>
+      </w:r>
+      <w:r>
+        <w:rPr>
+          <w:rFonts w:eastAsia="Times New Roman" w:cs="Calibri" w:ascii="Calibri" w:hAnsi="Calibri"/>
+          <w:position w:val="0"/>
+          <w:sz w:val="24"/>
+          <w:sz w:val="24"/>
+          <w:szCs w:val="20"/>
+          <w:vertAlign w:val="baseline"/>
+        </w:rPr>
+        <w:t xml:space="preserve"> years in software design, development and integration. Logical and professional with excellent problem-solving skills. Methodical </w:t>
+      </w:r>
+      <w:r>
+        <w:rPr>
+          <w:rFonts w:eastAsia="Times New Roman" w:cs="Calibri" w:ascii="Calibri" w:hAnsi="Calibri"/>
+          <w:position w:val="0"/>
+          <w:sz w:val="24"/>
+          <w:sz w:val="24"/>
+          <w:szCs w:val="24"/>
+          <w:vertAlign w:val="baseline"/>
+        </w:rPr>
+        <w:t>Full Stack Developer</w:t>
+      </w:r>
+      <w:r>
+        <w:rPr>
+          <w:rFonts w:eastAsia="Times New Roman" w:cs="Calibri" w:ascii="Calibri" w:hAnsi="Calibri"/>
+          <w:position w:val="0"/>
+          <w:sz w:val="24"/>
+          <w:sz w:val="24"/>
+          <w:szCs w:val="20"/>
+          <w:vertAlign w:val="baseline"/>
+        </w:rPr>
+        <w:t xml:space="preserve"> offering abundant experience with Microsoft technologies for </w:t>
+      </w:r>
+      <w:r>
+        <w:rPr>
+          <w:rStyle w:val="span"/>
+          <w:rFonts w:eastAsia="Times New Roman" w:cs="Calibri" w:ascii="Calibri" w:hAnsi="Calibri"/>
+          <w:color w:val="027580"/>
+        </w:rPr>
+        <w:t>various types of</w:t>
+      </w:r>
+      <w:r>
+        <w:rPr>
+          <w:rFonts w:eastAsia="Times New Roman" w:cs="Calibri" w:ascii="Calibri" w:hAnsi="Calibri"/>
+          <w:position w:val="0"/>
+          <w:sz w:val="24"/>
+          <w:sz w:val="24"/>
+          <w:szCs w:val="20"/>
+          <w:vertAlign w:val="baseline"/>
+        </w:rPr>
+        <w:t xml:space="preserve"> organizations. Extensive background in </w:t>
+      </w:r>
+      <w:r>
+        <w:rPr>
+          <w:rFonts w:eastAsia="Times New Roman" w:cs="Calibri" w:ascii="Calibri" w:hAnsi="Calibri"/>
+          <w:position w:val="0"/>
+          <w:sz w:val="24"/>
+          <w:sz w:val="24"/>
+          <w:szCs w:val="24"/>
+          <w:vertAlign w:val="baseline"/>
+        </w:rPr>
+        <w:t>Web Front-End, Middle Tier, and Back-End</w:t>
+      </w:r>
+      <w:r>
+        <w:rPr>
+          <w:rFonts w:eastAsia="Times New Roman" w:cs="Calibri" w:ascii="Calibri" w:hAnsi="Calibri"/>
+          <w:position w:val="0"/>
+          <w:sz w:val="24"/>
+          <w:sz w:val="24"/>
+          <w:szCs w:val="20"/>
+          <w:vertAlign w:val="baseline"/>
+        </w:rPr>
+        <w:t xml:space="preserve"> application design and development.</w:t>
+      </w:r>
+    </w:p>
+    <w:p>
+      <w:pPr>
+        <w:pStyle w:val="NoSpacing"/>
+        <w:bidi w:val="0"/>
+        <w:ind w:start="432" w:end="0"/>
+        <w:jc w:val="start"/>
+        <w:rPr>
+          <w:rFonts w:ascii="Calibri" w:hAnsi="Calibri" w:eastAsia="Times New Roman" w:cs="Calibri"/>
+          <w:position w:val="0"/>
+          <w:sz w:val="24"/>
+          <w:sz w:val="24"/>
+          <w:szCs w:val="20"/>
+          <w:vertAlign w:val="baseline"/>
+        </w:rPr>
+      </w:pPr>
+      <w:r>
+        <w:rPr>
+          <w:rFonts w:eastAsia="Times New Roman" w:cs="Calibri" w:ascii="Calibri" w:hAnsi="Calibri"/>
+          <w:position w:val="0"/>
+          <w:sz w:val="24"/>
+          <w:sz w:val="24"/>
+          <w:szCs w:val="20"/>
+          <w:vertAlign w:val="baseline"/>
+        </w:rPr>
+        <w:t>Architecture using Micro Front-ends and Micro-services with Angular.  Innovator with deep knowledge of latest industry trends and advancements, see my Linkedin article.</w:t>
+        <w:br/>
+        <w:br/>
+        <w:t>While at Hexaware, my manager wanted us to learn React, Python and AI; when I got laid off from Hexaware, I took time off to continue working on these skills, and have been doing that ever since. I underestimated the Job market and have been looking for work since mid 2024.</w:t>
+      </w:r>
+    </w:p>
+    <w:p>
+      <w:pPr>
+        <w:pStyle w:val="NoSpacing"/>
+        <w:bidi w:val="0"/>
+        <w:ind w:start="432" w:end="0"/>
+        <w:jc w:val="start"/>
+        <w:rPr/>
+      </w:pPr>
+      <w:r>
+        <w:rPr/>
+      </w:r>
+    </w:p>
+    <w:p>
+      <w:pPr>
+        <w:pStyle w:val="NoSpacing"/>
+        <w:bidi w:val="0"/>
+        <w:ind w:start="432" w:end="0"/>
+        <w:jc w:val="start"/>
+        <w:rPr/>
+      </w:pPr>
+      <w:r>
+        <w:rPr>
+          <w:rFonts w:eastAsia="Times New Roman" w:cs="Calibri" w:ascii="Calibri" w:hAnsi="Calibri"/>
+          <w:position w:val="0"/>
+          <w:sz w:val="24"/>
+          <w:sz w:val="24"/>
+          <w:szCs w:val="20"/>
+          <w:vertAlign w:val="baseline"/>
+        </w:rPr>
+        <w:t xml:space="preserve">Skilled in using problem-solving and critical thinking skills to modify and innovate programs for computer applications. Hard working and passionate job seeker with strong organizational skills eager to secure senior-level </w:t>
+      </w:r>
+      <w:r>
+        <w:rPr>
+          <w:rStyle w:val="span"/>
+          <w:rFonts w:eastAsia="Times New Roman" w:cs="Calibri" w:ascii="Calibri" w:hAnsi="Calibri"/>
+          <w:color w:val="027580"/>
+          <w:position w:val="0"/>
+          <w:sz w:val="24"/>
+          <w:sz w:val="24"/>
+          <w:szCs w:val="24"/>
+          <w:vertAlign w:val="baseline"/>
+        </w:rPr>
+        <w:t xml:space="preserve">Full Stack </w:t>
+      </w:r>
+      <w:r>
+        <w:rPr>
+          <w:rFonts w:eastAsia="Times New Roman" w:cs="Calibri" w:ascii="Calibri" w:hAnsi="Calibri"/>
+          <w:position w:val="0"/>
+          <w:sz w:val="24"/>
+          <w:sz w:val="24"/>
+          <w:szCs w:val="20"/>
+          <w:vertAlign w:val="baseline"/>
+        </w:rPr>
+        <w:t xml:space="preserve">position. Ready to help team achieve company goals. Detail-oriented team player with strong </w:t>
+      </w:r>
+      <w:r>
+        <w:rPr>
+          <w:rFonts w:eastAsia="Times New Roman" w:cs="Calibri" w:ascii="Calibri" w:hAnsi="Calibri"/>
+          <w:position w:val="0"/>
+          <w:sz w:val="24"/>
+          <w:sz w:val="24"/>
+          <w:szCs w:val="24"/>
+          <w:vertAlign w:val="baseline"/>
+        </w:rPr>
+        <w:t>lead developer</w:t>
+      </w:r>
+      <w:r>
+        <w:rPr>
+          <w:rFonts w:eastAsia="Times New Roman" w:cs="Calibri" w:ascii="Calibri" w:hAnsi="Calibri"/>
+          <w:position w:val="0"/>
+          <w:sz w:val="24"/>
+          <w:sz w:val="24"/>
+          <w:szCs w:val="20"/>
+          <w:vertAlign w:val="baseline"/>
+        </w:rPr>
+        <w:t xml:space="preserve"> skills. Ability to handle multiple projects simultaneously with a high degree of accuracy. To seek and maintain full-time position that offers professional challenges utilizing technical and interpersonal skills.</w:t>
+        <w:br/>
+        <w:br/>
+        <w:t xml:space="preserve">Team lead using Agile and Scrum in a Microsoft environment. I would recommend using Docker Components this will solve several on-boarding and technology conflicts.  Also, my style is more like a coach, a good coach knows his players and their skills and how to use them. Many software leads fail on this point. </w:t>
+        <w:br/>
+      </w:r>
+    </w:p>
+    <w:p>
+      <w:pPr>
+        <w:pStyle w:val="NoSpacing"/>
+        <w:bidi w:val="0"/>
+        <w:ind w:start="432" w:end="0"/>
+        <w:jc w:val="start"/>
+        <w:rPr/>
+      </w:pPr>
+      <w:r>
+        <w:rPr>
+          <w:rFonts w:eastAsia="Times New Roman" w:cs="Calibri" w:ascii="Calibri" w:hAnsi="Calibri"/>
+          <w:position w:val="0"/>
+          <w:sz w:val="24"/>
+          <w:sz w:val="24"/>
+          <w:szCs w:val="20"/>
+          <w:vertAlign w:val="baseline"/>
+        </w:rPr>
+        <w:t>I am also Beta Testing, Googles Project IDX, development tools. In spite of the fact that its in Beta, I like better that several tools I have been working with. Think of it as Vs Code in the Cloud with Genesis API, when it releases it will be awesome and be sure to check out my LinkedIN profile for my latest articles.</w:t>
+        <w:br/>
+        <w:t xml:space="preserve"> </w:t>
+        <w:br/>
+        <w:t>OpenAI Integration, AI assisted development with, Gemini, Copilot, and others. Here is how I used AI: Ai Assisted Development, In design meetings with the client, I can use AI to create a project outline in minutes, print it out and go over the requirements further refining the project. For project migration, I can capture the existing application then change the technology and crate the app based on the requirements.</w:t>
+      </w:r>
+    </w:p>
+    <w:p>
+      <w:pPr>
+        <w:pStyle w:val="NoSpacing"/>
+        <w:bidi w:val="0"/>
+        <w:ind w:start="432" w:end="0"/>
+        <w:jc w:val="start"/>
+        <w:rPr/>
+      </w:pPr>
+      <w:r>
+        <w:rPr/>
+      </w:r>
+    </w:p>
+    <w:p>
+      <w:pPr>
+        <w:pStyle w:val="NoSpacing"/>
+        <w:bidi w:val="0"/>
+        <w:ind w:start="432" w:end="0"/>
+        <w:jc w:val="start"/>
+        <w:rPr/>
+      </w:pPr>
+      <w:r>
+        <w:rPr>
+          <w:rFonts w:eastAsia="Times New Roman" w:cs="Calibri" w:ascii="Calibri" w:hAnsi="Calibri"/>
+          <w:position w:val="0"/>
+          <w:sz w:val="24"/>
+          <w:sz w:val="24"/>
+          <w:szCs w:val="20"/>
+          <w:vertAlign w:val="baseline"/>
+        </w:rPr>
+        <w:t>I specialize in the Following:</w:t>
+        <w:br/>
+        <w:t xml:space="preserve">FE: Angular 2 to 19, Blazor 3.1 to 8, React JSX/TSX and MVC with DotNET/core. </w:t>
+        <w:br/>
+        <w:t>MT: WebApi/REST, Node/Express</w:t>
+        <w:br/>
+        <w:t>BE: MSSQL and MongoDB</w:t>
+        <w:br/>
+        <w:br/>
+      </w:r>
+      <w:r>
+        <w:rPr>
+          <w:rFonts w:cs="Calibri" w:ascii="Calibri" w:hAnsi="Calibri"/>
+          <w:sz w:val="24"/>
+          <w:szCs w:val="24"/>
+        </w:rPr>
+        <w:t>Michael Wassermann</w:t>
+      </w:r>
+    </w:p>
+    <w:p>
+      <w:pPr>
+        <w:pStyle w:val="Normal"/>
+        <w:bidi w:val="0"/>
+        <w:jc w:val="start"/>
+        <w:rPr>
+          <w:rFonts w:ascii="Calibri" w:hAnsi="Calibri" w:cs="Calibri"/>
+          <w:sz w:val="24"/>
+          <w:szCs w:val="24"/>
+        </w:rPr>
+      </w:pPr>
+      <w:r>
+        <w:rPr>
+          <w:rFonts w:cs="Calibri" w:ascii="Calibri" w:hAnsi="Calibri"/>
+          <w:sz w:val="24"/>
+          <w:szCs w:val="24"/>
+        </w:rPr>
+        <w:t xml:space="preserve">       </w:t>
+      </w:r>
+      <w:r>
+        <w:rPr>
+          <w:rFonts w:cs="Calibri" w:ascii="Calibri" w:hAnsi="Calibri"/>
+          <w:sz w:val="24"/>
+          <w:szCs w:val="24"/>
+        </w:rPr>
+        <w:t>Sr .NET Full-Stack/AI Developer</w:t>
+        <w:br/>
+        <w:t xml:space="preserve">     (504)418-7834</w:t>
       </w:r>
     </w:p>
     <w:sectPr>
+      <w:footerReference w:type="even" r:id="rId5"/>
+      <w:footerReference w:type="default" r:id="rId6"/>
+      <w:footerReference w:type="first" r:id="rId7"/>
       <w:type w:val="nextPage"/>
       <w:pgSz w:w="12240" w:h="15840"/>
-      <w:pgMar w:left="1134" w:right="1134" w:gutter="0" w:header="0" w:top="1134" w:footer="0" w:bottom="1134"/>
+      <w:pgMar w:left="1134" w:right="1134" w:gutter="0" w:header="0" w:top="1134" w:footer="1134" w:bottom="1693"/>
       <w:pgNumType w:fmt="decimal"/>
       <w:formProt w:val="false"/>
       <w:textDirection w:val="lrTb"/>
+      <w:docGrid w:type="default" w:linePitch="100" w:charSpace="0"/>
     </w:sectPr>
   </w:body>
 </w:document>
+</file>
+
+<file path=word/footer1.xml><?xml version="1.0" encoding="utf-8"?>
+<w:ftr xmlns:o="urn:schemas-microsoft-com:office:office" xmlns:r="http://schemas.openxmlformats.org/officeDocument/2006/relationships" xmlns:v="urn:schemas-microsoft-com:vml" xmlns:w="http://schemas.openxmlformats.org/wordprocessingml/2006/main" xmlns:w10="urn:schemas-microsoft-com:office:word" xmlns:wp="http://schemas.openxmlformats.org/drawingml/2006/wordprocessingDrawing" xmlns:pic="http://schemas.openxmlformats.org/drawingml/2006/picture" xmlns:wps="http://schemas.microsoft.com/office/word/2010/wordprocessingShape" xmlns:wpg="http://schemas.microsoft.com/office/word/2010/wordprocessingGroup" xmlns:mc="http://schemas.openxmlformats.org/markup-compatibility/2006" xmlns:wp14="http://schemas.microsoft.com/office/word/2010/wordprocessingDrawing" xmlns:w14="http://schemas.microsoft.com/office/word/2010/wordml" xmlns:w15="http://schemas.microsoft.com/office/word/2012/wordml" mc:Ignorable="w14 wp14 w15">
+  <w:p>
+    <w:pPr>
+      <w:pStyle w:val="Footer"/>
+      <w:rPr/>
+    </w:pPr>
+    <w:r>
+      <w:rPr/>
+    </w:r>
+  </w:p>
+</w:ftr>
+</file>
+
+<file path=word/footer2.xml><?xml version="1.0" encoding="utf-8"?>
+<w:ftr xmlns:o="urn:schemas-microsoft-com:office:office" xmlns:r="http://schemas.openxmlformats.org/officeDocument/2006/relationships" xmlns:v="urn:schemas-microsoft-com:vml" xmlns:w="http://schemas.openxmlformats.org/wordprocessingml/2006/main" xmlns:w10="urn:schemas-microsoft-com:office:word" xmlns:wp="http://schemas.openxmlformats.org/drawingml/2006/wordprocessingDrawing" xmlns:pic="http://schemas.openxmlformats.org/drawingml/2006/picture" xmlns:wps="http://schemas.microsoft.com/office/word/2010/wordprocessingShape" xmlns:wpg="http://schemas.microsoft.com/office/word/2010/wordprocessingGroup" xmlns:mc="http://schemas.openxmlformats.org/markup-compatibility/2006" xmlns:wp14="http://schemas.microsoft.com/office/word/2010/wordprocessingDrawing" xmlns:w14="http://schemas.microsoft.com/office/word/2010/wordml" xmlns:w15="http://schemas.microsoft.com/office/word/2012/wordml" mc:Ignorable="w14 wp14 w15">
+  <w:p>
+    <w:pPr>
+      <w:pStyle w:val="Footer"/>
+      <w:jc w:val="center"/>
+      <w:rPr/>
+    </w:pPr>
+    <w:bookmarkStart w:id="0" w:name="PageNumWizard_FOOTER_Default_Page_Style7"/>
+    <w:r>
+      <w:rPr/>
+      <w:fldChar w:fldCharType="begin"/>
+    </w:r>
+    <w:r>
+      <w:rPr/>
+      <w:instrText xml:space="preserve"> PAGE </w:instrText>
+    </w:r>
+    <w:r>
+      <w:rPr/>
+      <w:fldChar w:fldCharType="separate"/>
+    </w:r>
+    <w:r>
+      <w:rPr/>
+      <w:t>8</w:t>
+    </w:r>
+    <w:r>
+      <w:rPr/>
+      <w:fldChar w:fldCharType="end"/>
+    </w:r>
+    <w:bookmarkEnd w:id="0"/>
+  </w:p>
+</w:ftr>
+</file>
+
+<file path=word/footer3.xml><?xml version="1.0" encoding="utf-8"?>
+<w:ftr xmlns:o="urn:schemas-microsoft-com:office:office" xmlns:r="http://schemas.openxmlformats.org/officeDocument/2006/relationships" xmlns:v="urn:schemas-microsoft-com:vml" xmlns:w="http://schemas.openxmlformats.org/wordprocessingml/2006/main" xmlns:w10="urn:schemas-microsoft-com:office:word" xmlns:wp="http://schemas.openxmlformats.org/drawingml/2006/wordprocessingDrawing" xmlns:pic="http://schemas.openxmlformats.org/drawingml/2006/picture" xmlns:wps="http://schemas.microsoft.com/office/word/2010/wordprocessingShape" xmlns:wpg="http://schemas.microsoft.com/office/word/2010/wordprocessingGroup" xmlns:mc="http://schemas.openxmlformats.org/markup-compatibility/2006" xmlns:wp14="http://schemas.microsoft.com/office/word/2010/wordprocessingDrawing" xmlns:w14="http://schemas.microsoft.com/office/word/2010/wordml" xmlns:w15="http://schemas.microsoft.com/office/word/2012/wordml" mc:Ignorable="w14 wp14 w15">
+  <w:p>
+    <w:pPr>
+      <w:pStyle w:val="Footer"/>
+      <w:jc w:val="center"/>
+      <w:rPr/>
+    </w:pPr>
+    <w:bookmarkStart w:id="1" w:name="PageNumWizard_FOOTER_Default_Page_Style7"/>
+    <w:r>
+      <w:rPr/>
+      <w:fldChar w:fldCharType="begin"/>
+    </w:r>
+    <w:r>
+      <w:rPr/>
+      <w:instrText xml:space="preserve"> PAGE </w:instrText>
+    </w:r>
+    <w:r>
+      <w:rPr/>
+      <w:fldChar w:fldCharType="separate"/>
+    </w:r>
+    <w:r>
+      <w:rPr/>
+      <w:t>8</w:t>
+    </w:r>
+    <w:r>
+      <w:rPr/>
+      <w:fldChar w:fldCharType="end"/>
+    </w:r>
+    <w:bookmarkEnd w:id="1"/>
+  </w:p>
+</w:ftr>
 </file>
 
 <file path=word/numbering.xml><?xml version="1.0" encoding="utf-8"?>
@@ -5762,7 +6373,6 @@
   <w:abstractNum w:abstractNumId="26">
     <w:lvl w:ilvl="0">
       <w:start w:val="1"/>
-      <w:pStyle w:val="Heading1"/>
       <w:numFmt w:val="none"/>
       <w:suff w:val="nothing"/>
       <w:lvlText w:val=""/>
@@ -5776,7 +6386,6 @@
     </w:lvl>
     <w:lvl w:ilvl="1">
       <w:start w:val="1"/>
-      <w:pStyle w:val="Heading2"/>
       <w:numFmt w:val="none"/>
       <w:suff w:val="nothing"/>
       <w:lvlText w:val=""/>
@@ -5975,7 +6584,6 @@
     </w:rPrDefault>
     <w:pPrDefault>
       <w:pPr>
-        <w:widowControl/>
         <w:suppressAutoHyphens w:val="true"/>
       </w:pPr>
     </w:pPrDefault>
@@ -5985,7 +6593,11 @@
     <w:qFormat/>
     <w:pPr>
       <w:widowControl/>
+      <w:suppressAutoHyphens w:val="true"/>
+      <w:overflowPunct w:val="true"/>
       <w:bidi w:val="0"/>
+      <w:spacing w:before="0" w:after="0"/>
+      <w:jc w:val="start"/>
     </w:pPr>
     <w:rPr>
       <w:rFonts w:ascii="Liberation Serif" w:hAnsi="Liberation Serif" w:eastAsia="NSimSun" w:cs="Lucida Sans"/>
@@ -6002,6 +6614,10 @@
     <w:next w:val="BodyText"/>
     <w:qFormat/>
     <w:pPr>
+      <w:numPr>
+        <w:ilvl w:val="0"/>
+        <w:numId w:val="0"/>
+      </w:numPr>
       <w:spacing w:before="240" w:after="120"/>
       <w:outlineLvl w:val="0"/>
     </w:pPr>
@@ -6019,6 +6635,10 @@
     <w:next w:val="BodyText"/>
     <w:qFormat/>
     <w:pPr>
+      <w:numPr>
+        <w:ilvl w:val="0"/>
+        <w:numId w:val="0"/>
+      </w:numPr>
       <w:spacing w:before="200" w:after="120"/>
       <w:outlineLvl w:val="1"/>
     </w:pPr>
@@ -6045,11 +6665,35 @@
       <w:u w:val="single"/>
     </w:rPr>
   </w:style>
-  <w:style w:type="character" w:styleId="Bullets">
-    <w:name w:val="Bullets"/>
+  <w:style w:type="character" w:styleId="Bulletsuser">
+    <w:name w:val="Bullets (user)"/>
     <w:qFormat/>
     <w:rPr>
       <w:rFonts w:ascii="OpenSymbol" w:hAnsi="OpenSymbol" w:eastAsia="OpenSymbol" w:cs="OpenSymbol"/>
+    </w:rPr>
+  </w:style>
+  <w:style w:type="character" w:styleId="FollowedHyperlink">
+    <w:name w:val="FollowedHyperlink"/>
+    <w:rPr>
+      <w:color w:val="800000"/>
+      <w:u w:val="single"/>
+    </w:rPr>
+  </w:style>
+  <w:style w:type="character" w:styleId="DefaultParagraphFont">
+    <w:name w:val="Default Paragraph Font"/>
+    <w:qFormat/>
+    <w:rPr/>
+  </w:style>
+  <w:style w:type="character" w:styleId="span">
+    <w:name w:val="span"/>
+    <w:basedOn w:val="DefaultParagraphFont"/>
+    <w:qFormat/>
+    <w:rPr>
+      <w:position w:val="0"/>
+      <w:sz w:val="24"/>
+      <w:sz w:val="24"/>
+      <w:szCs w:val="24"/>
+      <w:vertAlign w:val="baseline"/>
     </w:rPr>
   </w:style>
   <w:style w:type="paragraph" w:styleId="Heading">
@@ -6109,6 +6753,48 @@
     <w:rPr>
       <w:rFonts w:cs="Lucida Sans"/>
     </w:rPr>
+  </w:style>
+  <w:style w:type="paragraph" w:styleId="NoSpacing">
+    <w:name w:val="No Spacing"/>
+    <w:qFormat/>
+    <w:pPr>
+      <w:widowControl/>
+      <w:suppressAutoHyphens w:val="true"/>
+      <w:overflowPunct w:val="false"/>
+      <w:bidi w:val="0"/>
+      <w:spacing w:before="0" w:after="0"/>
+      <w:jc w:val="start"/>
+    </w:pPr>
+    <w:rPr>
+      <w:rFonts w:ascii="Arial" w:hAnsi="Arial" w:eastAsia="Arial" w:cs="Mangal"/>
+      <w:color w:val="000000"/>
+      <w:kern w:val="2"/>
+      <w:sz w:val="22"/>
+      <w:szCs w:val="20"/>
+      <w:lang w:val="en-US" w:eastAsia="zh-CN" w:bidi="hi-IN"/>
+    </w:rPr>
+  </w:style>
+  <w:style w:type="paragraph" w:styleId="HeaderandFooter">
+    <w:name w:val="Header and Footer"/>
+    <w:basedOn w:val="Normal"/>
+    <w:qFormat/>
+    <w:pPr>
+      <w:suppressLineNumbers/>
+      <w:tabs>
+        <w:tab w:val="clear" w:pos="709"/>
+        <w:tab w:val="center" w:pos="4986" w:leader="none"/>
+        <w:tab w:val="right" w:pos="9972" w:leader="none"/>
+      </w:tabs>
+    </w:pPr>
+    <w:rPr/>
+  </w:style>
+  <w:style w:type="paragraph" w:styleId="Footer">
+    <w:name w:val="footer"/>
+    <w:basedOn w:val="HeaderandFooter"/>
+    <w:pPr>
+      <w:suppressLineNumbers/>
+    </w:pPr>
+    <w:rPr/>
   </w:style>
 </w:styles>
 </file>
